--- a/docs/BYYEAR/Расстреляны_1921.docx
+++ b/docs/BYYEAR/Расстреляны_1921.docx
@@ -102,6 +102,19 @@
           <w:lang w:val="ru-RU"/>
         </w:rPr>
       </w:pPr>
+    </w:p>
+    <w:p>
+      <w:pPr>
+        <w:jc w:val="center"/>
+        <w:rPr>
+          <w:rFonts w:ascii="Arial" w:hAnsi="Arial" w:cs="Arial"/>
+          <w:b/>
+          <w:bCs/>
+          <w:sz w:val="18"/>
+          <w:szCs w:val="18"/>
+          <w:lang w:val="ru-RU"/>
+        </w:rPr>
+      </w:pPr>
       <w:r>
         <w:rPr>
           <w:rFonts w:ascii="Arial" w:hAnsi="Arial" w:cs="Arial"/>
@@ -204,7 +217,7 @@
                 <w:szCs w:val="16"/>
                 <w:lang w:val="ru-RU"/>
               </w:rPr>
-              <w:t>а</w:t>
+              <w:t>и</w:t>
             </w:r>
             <w:r>
               <w:rPr>
@@ -222,7 +235,7 @@
                 <w:szCs w:val="16"/>
                 <w:lang w:val="ru-RU"/>
               </w:rPr>
-              <w:t>а</w:t>
+              <w:t>ы</w:t>
             </w:r>
             <w:r>
               <w:rPr>
@@ -258,16 +271,62 @@
                 <w:szCs w:val="16"/>
                 <w:lang w:val="ru-RU"/>
               </w:rPr>
-              <w:t xml:space="preserve"> женщин</w:t>
-            </w:r>
-            <w:r>
-              <w:rPr>
-                <w:rFonts w:ascii="Arial" w:hAnsi="Arial" w:cs="Arial"/>
-                <w:sz w:val="16"/>
-                <w:szCs w:val="16"/>
-                <w:lang w:val="ru-RU"/>
-              </w:rPr>
-              <w:t>а</w:t>
+              <w:t xml:space="preserve"> женщин.</w:t>
+            </w:r>
+          </w:p>
+          <w:p>
+            <w:pPr>
+              <w:rPr>
+                <w:rFonts w:ascii="Arial" w:hAnsi="Arial" w:cs="Arial"/>
+                <w:sz w:val="16"/>
+                <w:szCs w:val="16"/>
+                <w:lang w:val="ru-RU"/>
+              </w:rPr>
+            </w:pPr>
+            <w:r>
+              <w:rPr>
+                <w:rFonts w:ascii="Arial" w:hAnsi="Arial" w:cs="Arial"/>
+                <w:sz w:val="16"/>
+                <w:szCs w:val="16"/>
+                <w:lang w:val="ru-RU"/>
+              </w:rPr>
+              <w:t xml:space="preserve">Данный расстрельный список составлен на основе открытых и доступных </w:t>
+            </w:r>
+            <w:r>
+              <w:rPr>
+                <w:rFonts w:ascii="Arial" w:hAnsi="Arial" w:cs="Arial"/>
+                <w:sz w:val="16"/>
+                <w:szCs w:val="16"/>
+                <w:lang w:val="ru-RU"/>
+              </w:rPr>
+              <w:t>в</w:t>
+            </w:r>
+            <w:r>
+              <w:rPr>
+                <w:rFonts w:ascii="Arial" w:hAnsi="Arial" w:cs="Arial"/>
+                <w:sz w:val="16"/>
+                <w:szCs w:val="16"/>
+                <w:lang w:val="ru-RU"/>
+              </w:rPr>
+              <w:t xml:space="preserve"> </w:t>
+            </w:r>
+            <w:r>
+              <w:rPr>
+                <w:rFonts w:ascii="Arial" w:hAnsi="Arial" w:cs="Arial"/>
+                <w:sz w:val="16"/>
+                <w:szCs w:val="16"/>
+                <w:lang w:val="ru-RU"/>
+              </w:rPr>
+              <w:t>И</w:t>
+            </w:r>
+            <w:r>
+              <w:rPr>
+                <w:rFonts w:ascii="Arial" w:hAnsi="Arial" w:cs="Arial"/>
+                <w:sz w:val="16"/>
+                <w:szCs w:val="16"/>
+                <w:lang w:val="ru-RU"/>
+              </w:rPr>
+              <w:t>нтернете источников и не может быть ни полным, ни окончательным</w:t>
             </w:r>
             <w:r>
               <w:rPr>
@@ -295,25 +354,45 @@
                 <w:szCs w:val="16"/>
                 <w:lang w:val="ru-RU"/>
               </w:rPr>
-              <w:t xml:space="preserve">Данный расстрельный список составлен на основе открытых и доступных на </w:t>
-            </w:r>
-            <w:r>
-              <w:rPr>
-                <w:rFonts w:ascii="Arial" w:hAnsi="Arial" w:cs="Arial"/>
-                <w:sz w:val="16"/>
-                <w:szCs w:val="16"/>
-                <w:lang w:val="ru-RU"/>
-              </w:rPr>
-              <w:t>И</w:t>
-            </w:r>
-            <w:r>
-              <w:rPr>
-                <w:rFonts w:ascii="Arial" w:hAnsi="Arial" w:cs="Arial"/>
-                <w:sz w:val="16"/>
-                <w:szCs w:val="16"/>
-                <w:lang w:val="ru-RU"/>
-              </w:rPr>
-              <w:t>нтернете источников и не может быть ни полным, ни окончательным</w:t>
+              <w:t xml:space="preserve">Возрастной разброс: </w:t>
+            </w:r>
+            <w:proofErr w:type="gramStart"/>
+            <w:r>
+              <w:rPr>
+                <w:rFonts w:ascii="Arial" w:hAnsi="Arial" w:cs="Arial"/>
+                <w:sz w:val="16"/>
+                <w:szCs w:val="16"/>
+                <w:lang w:val="ru-RU"/>
+              </w:rPr>
+              <w:t>17</w:t>
+            </w:r>
+            <w:r>
+              <w:rPr>
+                <w:rFonts w:ascii="Arial" w:hAnsi="Arial" w:cs="Arial"/>
+                <w:sz w:val="16"/>
+                <w:szCs w:val="16"/>
+                <w:lang w:val="ru-RU"/>
+              </w:rPr>
+              <w:t>-</w:t>
+            </w:r>
+            <w:r>
+              <w:rPr>
+                <w:rFonts w:ascii="Arial" w:hAnsi="Arial" w:cs="Arial"/>
+                <w:sz w:val="16"/>
+                <w:szCs w:val="16"/>
+                <w:lang w:val="ru-RU"/>
+              </w:rPr>
+              <w:t>70</w:t>
+            </w:r>
+            <w:proofErr w:type="gramEnd"/>
+            <w:r>
+              <w:rPr>
+                <w:rFonts w:ascii="Arial" w:hAnsi="Arial" w:cs="Arial"/>
+                <w:sz w:val="16"/>
+                <w:szCs w:val="16"/>
+                <w:lang w:val="ru-RU"/>
+              </w:rPr>
+              <w:t xml:space="preserve"> лет</w:t>
             </w:r>
             <w:r>
               <w:rPr>
@@ -337,66 +416,81 @@
             <w:r>
               <w:rPr>
                 <w:rFonts w:ascii="Arial" w:hAnsi="Arial" w:cs="Arial"/>
-                <w:b/>
-                <w:bCs/>
-                <w:sz w:val="16"/>
-                <w:szCs w:val="16"/>
-                <w:u w:val="single"/>
-                <w:lang w:val="ru-RU"/>
-              </w:rPr>
-              <w:t>Возрастной разброс</w:t>
-            </w:r>
-            <w:r>
-              <w:rPr>
-                <w:rFonts w:ascii="Arial" w:hAnsi="Arial" w:cs="Arial"/>
-                <w:b/>
-                <w:bCs/>
-                <w:sz w:val="16"/>
-                <w:szCs w:val="16"/>
-                <w:lang w:val="ru-RU"/>
-              </w:rPr>
-              <w:t xml:space="preserve">: </w:t>
+                <w:sz w:val="16"/>
+                <w:szCs w:val="16"/>
+                <w:lang w:val="ru-RU"/>
+              </w:rPr>
+              <w:t>Возраст известен – 17</w:t>
+            </w:r>
+            <w:r>
+              <w:rPr>
+                <w:rFonts w:ascii="Arial" w:hAnsi="Arial" w:cs="Arial"/>
+                <w:sz w:val="16"/>
+                <w:szCs w:val="16"/>
+                <w:lang w:val="ru-RU"/>
+              </w:rPr>
+              <w:t>8</w:t>
+            </w:r>
+            <w:r>
+              <w:rPr>
+                <w:rFonts w:ascii="Arial" w:hAnsi="Arial" w:cs="Arial"/>
+                <w:sz w:val="16"/>
+                <w:szCs w:val="16"/>
+                <w:lang w:val="ru-RU"/>
+              </w:rPr>
+              <w:t>; нет даты рождения/возраст неизвестен – 8.</w:t>
+            </w:r>
+          </w:p>
+          <w:p>
+            <w:pPr>
+              <w:rPr>
+                <w:rFonts w:ascii="Arial" w:hAnsi="Arial" w:cs="Arial"/>
+                <w:sz w:val="16"/>
+                <w:szCs w:val="16"/>
+                <w:lang w:val="ru-RU"/>
+              </w:rPr>
+            </w:pPr>
+            <w:r>
+              <w:rPr>
+                <w:rFonts w:ascii="Arial" w:hAnsi="Arial" w:cs="Arial"/>
+                <w:sz w:val="16"/>
+                <w:szCs w:val="16"/>
+                <w:lang w:val="ru-RU"/>
+              </w:rPr>
+              <w:t>Максимальное число – 4</w:t>
+            </w:r>
+            <w:r>
+              <w:rPr>
+                <w:rFonts w:ascii="Arial" w:hAnsi="Arial" w:cs="Arial"/>
+                <w:sz w:val="16"/>
+                <w:szCs w:val="16"/>
+                <w:lang w:val="ru-RU"/>
+              </w:rPr>
+              <w:t>8</w:t>
+            </w:r>
+            <w:r>
+              <w:rPr>
+                <w:rFonts w:ascii="Arial" w:hAnsi="Arial" w:cs="Arial"/>
+                <w:sz w:val="16"/>
+                <w:szCs w:val="16"/>
+                <w:lang w:val="ru-RU"/>
+              </w:rPr>
+              <w:t xml:space="preserve"> (26%) расстреляно в возрастной группе </w:t>
             </w:r>
             <w:proofErr w:type="gramStart"/>
             <w:r>
               <w:rPr>
                 <w:rFonts w:ascii="Arial" w:hAnsi="Arial" w:cs="Arial"/>
-                <w:b/>
-                <w:bCs/>
-                <w:sz w:val="16"/>
-                <w:szCs w:val="16"/>
-                <w:lang w:val="ru-RU"/>
-              </w:rPr>
-              <w:t>17</w:t>
-            </w:r>
-            <w:r>
-              <w:rPr>
-                <w:rFonts w:ascii="Arial" w:hAnsi="Arial" w:cs="Arial"/>
-                <w:b/>
-                <w:bCs/>
-                <w:sz w:val="16"/>
-                <w:szCs w:val="16"/>
-                <w:lang w:val="ru-RU"/>
-              </w:rPr>
-              <w:t>-</w:t>
-            </w:r>
-            <w:r>
-              <w:rPr>
-                <w:rFonts w:ascii="Arial" w:hAnsi="Arial" w:cs="Arial"/>
-                <w:b/>
-                <w:bCs/>
-                <w:sz w:val="16"/>
-                <w:szCs w:val="16"/>
-                <w:lang w:val="ru-RU"/>
-              </w:rPr>
-              <w:t>70</w:t>
+                <w:sz w:val="16"/>
+                <w:szCs w:val="16"/>
+                <w:lang w:val="ru-RU"/>
+              </w:rPr>
+              <w:t>21-25</w:t>
             </w:r>
             <w:proofErr w:type="gramEnd"/>
             <w:r>
               <w:rPr>
                 <w:rFonts w:ascii="Arial" w:hAnsi="Arial" w:cs="Arial"/>
-                <w:b/>
-                <w:bCs/>
                 <w:sz w:val="16"/>
                 <w:szCs w:val="16"/>
                 <w:lang w:val="ru-RU"/>
@@ -406,8 +500,456 @@
             <w:r>
               <w:rPr>
                 <w:rFonts w:ascii="Arial" w:hAnsi="Arial" w:cs="Arial"/>
-                <w:b/>
-                <w:bCs/>
+                <w:sz w:val="16"/>
+                <w:szCs w:val="16"/>
+                <w:lang w:val="ru-RU"/>
+              </w:rPr>
+              <w:t>. Из них м</w:t>
+            </w:r>
+            <w:r>
+              <w:rPr>
+                <w:rFonts w:ascii="Arial" w:hAnsi="Arial" w:cs="Arial"/>
+                <w:sz w:val="16"/>
+                <w:szCs w:val="16"/>
+                <w:lang w:val="ru-RU"/>
+              </w:rPr>
+              <w:t>аксимальное число – 1</w:t>
+            </w:r>
+            <w:r>
+              <w:rPr>
+                <w:rFonts w:ascii="Arial" w:hAnsi="Arial" w:cs="Arial"/>
+                <w:sz w:val="16"/>
+                <w:szCs w:val="16"/>
+                <w:lang w:val="ru-RU"/>
+              </w:rPr>
+              <w:t>8</w:t>
+            </w:r>
+            <w:r>
+              <w:rPr>
+                <w:rFonts w:ascii="Arial" w:hAnsi="Arial" w:cs="Arial"/>
+                <w:sz w:val="16"/>
+                <w:szCs w:val="16"/>
+                <w:lang w:val="ru-RU"/>
+              </w:rPr>
+              <w:t xml:space="preserve"> расстреляны в возрасте 21 год</w:t>
+            </w:r>
+            <w:r>
+              <w:rPr>
+                <w:rFonts w:ascii="Arial" w:hAnsi="Arial" w:cs="Arial"/>
+                <w:sz w:val="16"/>
+                <w:szCs w:val="16"/>
+                <w:lang w:val="ru-RU"/>
+              </w:rPr>
+              <w:t>а.</w:t>
+            </w:r>
+            <w:r>
+              <w:rPr>
+                <w:rFonts w:ascii="Arial" w:hAnsi="Arial" w:cs="Arial"/>
+                <w:sz w:val="16"/>
+                <w:szCs w:val="16"/>
+                <w:lang w:val="ru-RU"/>
+              </w:rPr>
+              <w:t xml:space="preserve"> </w:t>
+            </w:r>
+          </w:p>
+          <w:p>
+            <w:pPr>
+              <w:rPr>
+                <w:rFonts w:ascii="Arial" w:hAnsi="Arial" w:cs="Arial"/>
+                <w:sz w:val="16"/>
+                <w:szCs w:val="16"/>
+                <w:lang w:val="ru-RU"/>
+              </w:rPr>
+            </w:pPr>
+            <w:r>
+              <w:rPr>
+                <w:rFonts w:ascii="Arial" w:hAnsi="Arial" w:cs="Arial"/>
+                <w:sz w:val="16"/>
+                <w:szCs w:val="16"/>
+                <w:lang w:val="ru-RU"/>
+              </w:rPr>
+              <w:t xml:space="preserve">Национальность: </w:t>
+            </w:r>
+            <w:r>
+              <w:rPr>
+                <w:rFonts w:ascii="Arial" w:hAnsi="Arial" w:cs="Arial"/>
+                <w:sz w:val="16"/>
+                <w:szCs w:val="16"/>
+                <w:lang w:val="ru-RU"/>
+              </w:rPr>
+              <w:t xml:space="preserve">национальность неизвестна – </w:t>
+            </w:r>
+            <w:r>
+              <w:rPr>
+                <w:rFonts w:ascii="Arial" w:hAnsi="Arial" w:cs="Arial"/>
+                <w:sz w:val="16"/>
+                <w:szCs w:val="16"/>
+                <w:lang w:val="ru-RU"/>
+              </w:rPr>
+              <w:t>81</w:t>
+            </w:r>
+            <w:r>
+              <w:rPr>
+                <w:rFonts w:ascii="Arial" w:hAnsi="Arial" w:cs="Arial"/>
+                <w:sz w:val="16"/>
+                <w:szCs w:val="16"/>
+                <w:lang w:val="ru-RU"/>
+              </w:rPr>
+              <w:t>; р</w:t>
+            </w:r>
+            <w:r>
+              <w:rPr>
+                <w:rFonts w:ascii="Arial" w:hAnsi="Arial" w:cs="Arial"/>
+                <w:sz w:val="16"/>
+                <w:szCs w:val="16"/>
+                <w:lang w:val="ru-RU"/>
+              </w:rPr>
+              <w:t>усская – 7</w:t>
+            </w:r>
+            <w:r>
+              <w:rPr>
+                <w:rFonts w:ascii="Arial" w:hAnsi="Arial" w:cs="Arial"/>
+                <w:sz w:val="16"/>
+                <w:szCs w:val="16"/>
+                <w:lang w:val="ru-RU"/>
+              </w:rPr>
+              <w:t>6</w:t>
+            </w:r>
+            <w:r>
+              <w:rPr>
+                <w:rFonts w:ascii="Arial" w:hAnsi="Arial" w:cs="Arial"/>
+                <w:sz w:val="16"/>
+                <w:szCs w:val="16"/>
+                <w:lang w:val="ru-RU"/>
+              </w:rPr>
+              <w:t xml:space="preserve"> (</w:t>
+            </w:r>
+            <w:r>
+              <w:rPr>
+                <w:rFonts w:ascii="Arial" w:hAnsi="Arial" w:cs="Arial"/>
+                <w:sz w:val="16"/>
+                <w:szCs w:val="16"/>
+                <w:lang w:val="ru-RU"/>
+              </w:rPr>
+              <w:t>4</w:t>
+            </w:r>
+            <w:r>
+              <w:rPr>
+                <w:rFonts w:ascii="Arial" w:hAnsi="Arial" w:cs="Arial"/>
+                <w:sz w:val="16"/>
+                <w:szCs w:val="16"/>
+                <w:lang w:val="ru-RU"/>
+              </w:rPr>
+              <w:t>1</w:t>
+            </w:r>
+            <w:r>
+              <w:rPr>
+                <w:rFonts w:ascii="Arial" w:hAnsi="Arial" w:cs="Arial"/>
+                <w:sz w:val="16"/>
+                <w:szCs w:val="16"/>
+                <w:lang w:val="ru-RU"/>
+              </w:rPr>
+              <w:t xml:space="preserve">%); украинка – 19; полька – 6; еврейка – 3; белоруска – 2; </w:t>
+            </w:r>
+          </w:p>
+          <w:p>
+            <w:pPr>
+              <w:rPr>
+                <w:rFonts w:ascii="Arial" w:hAnsi="Arial" w:cs="Arial"/>
+                <w:sz w:val="16"/>
+                <w:szCs w:val="16"/>
+                <w:lang w:val="ru-RU"/>
+              </w:rPr>
+            </w:pPr>
+            <w:r>
+              <w:rPr>
+                <w:rFonts w:ascii="Arial" w:hAnsi="Arial" w:cs="Arial"/>
+                <w:sz w:val="16"/>
+                <w:szCs w:val="16"/>
+                <w:lang w:val="ru-RU"/>
+              </w:rPr>
+              <w:t xml:space="preserve">Социальная страта/специальность: </w:t>
+            </w:r>
+            <w:r>
+              <w:rPr>
+                <w:rFonts w:ascii="Arial" w:hAnsi="Arial" w:cs="Arial"/>
+                <w:sz w:val="16"/>
+                <w:szCs w:val="16"/>
+                <w:lang w:val="ru-RU"/>
+              </w:rPr>
+              <w:t>участни</w:t>
+            </w:r>
+            <w:r>
+              <w:rPr>
+                <w:rFonts w:ascii="Arial" w:hAnsi="Arial" w:cs="Arial"/>
+                <w:sz w:val="16"/>
+                <w:szCs w:val="16"/>
+                <w:lang w:val="ru-RU"/>
+              </w:rPr>
+              <w:t>ца</w:t>
+            </w:r>
+            <w:r>
+              <w:rPr>
+                <w:rFonts w:ascii="Arial" w:hAnsi="Arial" w:cs="Arial"/>
+                <w:sz w:val="16"/>
+                <w:szCs w:val="16"/>
+                <w:lang w:val="ru-RU"/>
+              </w:rPr>
+              <w:t xml:space="preserve"> </w:t>
+            </w:r>
+            <w:r>
+              <w:rPr>
+                <w:rFonts w:ascii="Arial" w:hAnsi="Arial" w:cs="Arial"/>
+                <w:sz w:val="16"/>
+                <w:szCs w:val="16"/>
+                <w:shd w:val="clear" w:color="auto" w:fill="FFFFFF"/>
+                <w:lang w:val="ru-RU"/>
+              </w:rPr>
+              <w:t xml:space="preserve">Белого движения – 20; </w:t>
+            </w:r>
+            <w:r>
+              <w:rPr>
+                <w:rFonts w:ascii="Arial" w:hAnsi="Arial" w:cs="Arial"/>
+                <w:sz w:val="16"/>
+                <w:szCs w:val="16"/>
+                <w:lang w:val="ru-RU"/>
+              </w:rPr>
+              <w:t>д</w:t>
+            </w:r>
+            <w:r>
+              <w:rPr>
+                <w:rFonts w:ascii="Arial" w:hAnsi="Arial" w:cs="Arial"/>
+                <w:sz w:val="16"/>
+                <w:szCs w:val="16"/>
+                <w:lang w:val="ru-RU"/>
+              </w:rPr>
+              <w:t>ворянка/из дворян – 1</w:t>
+            </w:r>
+            <w:r>
+              <w:rPr>
+                <w:rFonts w:ascii="Arial" w:hAnsi="Arial" w:cs="Arial"/>
+                <w:sz w:val="16"/>
+                <w:szCs w:val="16"/>
+                <w:lang w:val="ru-RU"/>
+              </w:rPr>
+              <w:t>8</w:t>
+            </w:r>
+            <w:r>
+              <w:rPr>
+                <w:rFonts w:ascii="Arial" w:hAnsi="Arial" w:cs="Arial"/>
+                <w:sz w:val="16"/>
+                <w:szCs w:val="16"/>
+                <w:lang w:val="ru-RU"/>
+              </w:rPr>
+              <w:t xml:space="preserve">; из мещан – 9; из крестьян – </w:t>
+            </w:r>
+            <w:r>
+              <w:rPr>
+                <w:rFonts w:ascii="Arial" w:hAnsi="Arial" w:cs="Arial"/>
+                <w:sz w:val="16"/>
+                <w:szCs w:val="16"/>
+                <w:lang w:val="ru-RU"/>
+              </w:rPr>
+              <w:t>8</w:t>
+            </w:r>
+            <w:r>
+              <w:rPr>
+                <w:rFonts w:ascii="Arial" w:hAnsi="Arial" w:cs="Arial"/>
+                <w:sz w:val="16"/>
+                <w:szCs w:val="16"/>
+                <w:lang w:val="ru-RU"/>
+              </w:rPr>
+              <w:t xml:space="preserve">; </w:t>
+            </w:r>
+            <w:r>
+              <w:rPr>
+                <w:rFonts w:ascii="Arial" w:hAnsi="Arial" w:cs="Arial"/>
+                <w:sz w:val="16"/>
+                <w:szCs w:val="16"/>
+                <w:shd w:val="clear" w:color="auto" w:fill="FFFFFF"/>
+                <w:lang w:val="ru-RU"/>
+              </w:rPr>
+              <w:t>из служащих</w:t>
+            </w:r>
+            <w:r>
+              <w:rPr>
+                <w:rFonts w:ascii="Arial" w:hAnsi="Arial" w:cs="Arial"/>
+                <w:sz w:val="16"/>
+                <w:szCs w:val="16"/>
+                <w:lang w:val="ru-RU"/>
+              </w:rPr>
+              <w:t xml:space="preserve"> – </w:t>
+            </w:r>
+            <w:r>
+              <w:rPr>
+                <w:rFonts w:ascii="Arial" w:hAnsi="Arial" w:cs="Arial"/>
+                <w:sz w:val="16"/>
+                <w:szCs w:val="16"/>
+                <w:shd w:val="clear" w:color="auto" w:fill="FFFFFF"/>
+                <w:lang w:val="ru-RU"/>
+              </w:rPr>
+              <w:t>7; из рабочих</w:t>
+            </w:r>
+            <w:r>
+              <w:rPr>
+                <w:rFonts w:ascii="Arial" w:hAnsi="Arial" w:cs="Arial"/>
+                <w:sz w:val="16"/>
+                <w:szCs w:val="16"/>
+                <w:lang w:val="ru-RU"/>
+              </w:rPr>
+              <w:t xml:space="preserve"> – </w:t>
+            </w:r>
+            <w:r>
+              <w:rPr>
+                <w:rFonts w:ascii="Arial" w:hAnsi="Arial" w:cs="Arial"/>
+                <w:sz w:val="16"/>
+                <w:szCs w:val="16"/>
+                <w:shd w:val="clear" w:color="auto" w:fill="FFFFFF"/>
+                <w:lang w:val="ru-RU"/>
+              </w:rPr>
+              <w:t xml:space="preserve">1; </w:t>
+            </w:r>
+          </w:p>
+          <w:p>
+            <w:pPr>
+              <w:rPr>
+                <w:rFonts w:ascii="Arial" w:hAnsi="Arial" w:cs="Arial"/>
+                <w:sz w:val="16"/>
+                <w:szCs w:val="16"/>
+                <w:lang w:val="ru-RU"/>
+              </w:rPr>
+            </w:pPr>
+            <w:r>
+              <w:rPr>
+                <w:rFonts w:ascii="Arial" w:hAnsi="Arial" w:cs="Arial"/>
+                <w:sz w:val="16"/>
+                <w:szCs w:val="16"/>
+                <w:lang w:val="ru-RU"/>
+              </w:rPr>
+              <w:t xml:space="preserve">Домохозяйка – 30; учительница – </w:t>
+            </w:r>
+            <w:r>
+              <w:rPr>
+                <w:rFonts w:ascii="Arial" w:hAnsi="Arial" w:cs="Arial"/>
+                <w:sz w:val="16"/>
+                <w:szCs w:val="16"/>
+                <w:lang w:val="ru-RU"/>
+              </w:rPr>
+              <w:t>20</w:t>
+            </w:r>
+            <w:r>
+              <w:rPr>
+                <w:rFonts w:ascii="Arial" w:hAnsi="Arial" w:cs="Arial"/>
+                <w:sz w:val="16"/>
+                <w:szCs w:val="16"/>
+                <w:lang w:val="ru-RU"/>
+              </w:rPr>
+              <w:t>; сестра милосердия/медсестра – 1</w:t>
+            </w:r>
+            <w:r>
+              <w:rPr>
+                <w:rFonts w:ascii="Arial" w:hAnsi="Arial" w:cs="Arial"/>
+                <w:sz w:val="16"/>
+                <w:szCs w:val="16"/>
+                <w:lang w:val="ru-RU"/>
+              </w:rPr>
+              <w:t>1</w:t>
+            </w:r>
+            <w:r>
+              <w:rPr>
+                <w:rFonts w:ascii="Arial" w:hAnsi="Arial" w:cs="Arial"/>
+                <w:sz w:val="16"/>
+                <w:szCs w:val="16"/>
+                <w:lang w:val="ru-RU"/>
+              </w:rPr>
+              <w:t xml:space="preserve">; крестьянка – </w:t>
+            </w:r>
+            <w:r>
+              <w:rPr>
+                <w:rFonts w:ascii="Arial" w:hAnsi="Arial" w:cs="Arial"/>
+                <w:sz w:val="16"/>
+                <w:szCs w:val="16"/>
+                <w:lang w:val="ru-RU"/>
+              </w:rPr>
+              <w:t>8</w:t>
+            </w:r>
+            <w:r>
+              <w:rPr>
+                <w:rFonts w:ascii="Arial" w:hAnsi="Arial" w:cs="Arial"/>
+                <w:sz w:val="16"/>
+                <w:szCs w:val="16"/>
+                <w:lang w:val="ru-RU"/>
+              </w:rPr>
+              <w:t>;</w:t>
+            </w:r>
+          </w:p>
+          <w:p>
+            <w:pPr>
+              <w:rPr>
+                <w:rFonts w:ascii="Arial" w:hAnsi="Arial" w:cs="Arial"/>
+                <w:sz w:val="16"/>
+                <w:szCs w:val="16"/>
+                <w:lang w:val="ru-RU"/>
+              </w:rPr>
+            </w:pPr>
+            <w:r>
+              <w:rPr>
+                <w:rFonts w:ascii="Arial" w:hAnsi="Arial" w:cs="Arial"/>
+                <w:sz w:val="16"/>
+                <w:szCs w:val="16"/>
+                <w:lang w:val="ru-RU"/>
+              </w:rPr>
+              <w:t>машинистка/секретарь/писарь – 12; не работала/безработная/БОЗ – 11; служащая - 5; студентка – 4; хлебороб – 2;</w:t>
+            </w:r>
+          </w:p>
+          <w:p>
+            <w:pPr>
+              <w:rPr>
+                <w:rFonts w:ascii="Arial" w:hAnsi="Arial" w:cs="Arial"/>
+                <w:sz w:val="16"/>
+                <w:szCs w:val="16"/>
+                <w:lang w:val="ru-RU"/>
+              </w:rPr>
+            </w:pPr>
+            <w:r>
+              <w:rPr>
+                <w:rFonts w:ascii="Arial" w:hAnsi="Arial" w:cs="Arial"/>
+                <w:sz w:val="16"/>
+                <w:szCs w:val="16"/>
+                <w:lang w:val="ru-RU"/>
+              </w:rPr>
+              <w:t>Образование: среднее</w:t>
+            </w:r>
+            <w:r>
+              <w:rPr>
+                <w:rFonts w:ascii="Arial" w:hAnsi="Arial" w:cs="Arial"/>
+                <w:sz w:val="16"/>
+                <w:szCs w:val="16"/>
+                <w:lang w:val="ru-RU"/>
+              </w:rPr>
+              <w:t xml:space="preserve"> – 3</w:t>
+            </w:r>
+            <w:r>
+              <w:rPr>
+                <w:rFonts w:ascii="Arial" w:hAnsi="Arial" w:cs="Arial"/>
+                <w:sz w:val="16"/>
+                <w:szCs w:val="16"/>
+                <w:lang w:val="ru-RU"/>
+              </w:rPr>
+              <w:t>6</w:t>
+            </w:r>
+            <w:r>
+              <w:rPr>
+                <w:rFonts w:ascii="Arial" w:hAnsi="Arial" w:cs="Arial"/>
+                <w:sz w:val="16"/>
+                <w:szCs w:val="16"/>
+                <w:lang w:val="ru-RU"/>
+              </w:rPr>
+              <w:t>; начальное – 17; неграмотная – 11; грамотная – 7; малограмотная – 7; высшее – 5</w:t>
+            </w:r>
+            <w:r>
+              <w:rPr>
+                <w:rFonts w:ascii="Arial" w:hAnsi="Arial" w:cs="Arial"/>
                 <w:sz w:val="16"/>
                 <w:szCs w:val="16"/>
                 <w:lang w:val="ru-RU"/>
@@ -431,215 +973,16 @@
                 <w:szCs w:val="16"/>
                 <w:lang w:val="ru-RU"/>
               </w:rPr>
-              <w:t>Возраст известен – 17</w:t>
-            </w:r>
-            <w:r>
-              <w:rPr>
-                <w:rFonts w:ascii="Arial" w:hAnsi="Arial" w:cs="Arial"/>
-                <w:sz w:val="16"/>
-                <w:szCs w:val="16"/>
-                <w:lang w:val="ru-RU"/>
-              </w:rPr>
-              <w:t>8</w:t>
-            </w:r>
-            <w:r>
-              <w:rPr>
-                <w:rFonts w:ascii="Arial" w:hAnsi="Arial" w:cs="Arial"/>
-                <w:sz w:val="16"/>
-                <w:szCs w:val="16"/>
-                <w:lang w:val="ru-RU"/>
-              </w:rPr>
-              <w:t>; нет даты рождения/возраст неизвестен – 8.</w:t>
-            </w:r>
-          </w:p>
-          <w:p>
-            <w:pPr>
-              <w:rPr>
-                <w:rFonts w:ascii="Arial" w:hAnsi="Arial" w:cs="Arial"/>
-                <w:sz w:val="16"/>
-                <w:szCs w:val="16"/>
-                <w:lang w:val="ru-RU"/>
-              </w:rPr>
-            </w:pPr>
-            <w:r>
-              <w:rPr>
-                <w:rFonts w:ascii="Arial" w:hAnsi="Arial" w:cs="Arial"/>
-                <w:sz w:val="16"/>
-                <w:szCs w:val="16"/>
-                <w:lang w:val="ru-RU"/>
-              </w:rPr>
-              <w:t>Максимальное число – 4</w:t>
-            </w:r>
-            <w:r>
-              <w:rPr>
-                <w:rFonts w:ascii="Arial" w:hAnsi="Arial" w:cs="Arial"/>
-                <w:sz w:val="16"/>
-                <w:szCs w:val="16"/>
-                <w:lang w:val="ru-RU"/>
-              </w:rPr>
-              <w:t>8</w:t>
-            </w:r>
-            <w:r>
-              <w:rPr>
-                <w:rFonts w:ascii="Arial" w:hAnsi="Arial" w:cs="Arial"/>
-                <w:sz w:val="16"/>
-                <w:szCs w:val="16"/>
-                <w:lang w:val="ru-RU"/>
-              </w:rPr>
-              <w:t xml:space="preserve"> (26%) расстреляно в возрастной группе </w:t>
-            </w:r>
-            <w:proofErr w:type="gramStart"/>
-            <w:r>
-              <w:rPr>
-                <w:rFonts w:ascii="Arial" w:hAnsi="Arial" w:cs="Arial"/>
-                <w:sz w:val="16"/>
-                <w:szCs w:val="16"/>
-                <w:lang w:val="ru-RU"/>
-              </w:rPr>
-              <w:t>21-25</w:t>
-            </w:r>
-            <w:proofErr w:type="gramEnd"/>
-            <w:r>
-              <w:rPr>
-                <w:rFonts w:ascii="Arial" w:hAnsi="Arial" w:cs="Arial"/>
-                <w:sz w:val="16"/>
-                <w:szCs w:val="16"/>
-                <w:lang w:val="ru-RU"/>
-              </w:rPr>
-              <w:t xml:space="preserve"> лет</w:t>
-            </w:r>
-          </w:p>
-          <w:p>
-            <w:pPr>
-              <w:rPr>
-                <w:rFonts w:ascii="Arial" w:hAnsi="Arial" w:cs="Arial"/>
-                <w:sz w:val="16"/>
-                <w:szCs w:val="16"/>
-                <w:lang w:val="ru-RU"/>
-              </w:rPr>
-            </w:pPr>
-            <w:r>
-              <w:rPr>
-                <w:rFonts w:ascii="Arial" w:hAnsi="Arial" w:cs="Arial"/>
-                <w:sz w:val="16"/>
-                <w:szCs w:val="16"/>
-                <w:lang w:val="ru-RU"/>
-              </w:rPr>
-              <w:t>Максимальное число – 1</w:t>
-            </w:r>
-            <w:r>
-              <w:rPr>
-                <w:rFonts w:ascii="Arial" w:hAnsi="Arial" w:cs="Arial"/>
-                <w:sz w:val="16"/>
-                <w:szCs w:val="16"/>
-                <w:lang w:val="ru-RU"/>
-              </w:rPr>
-              <w:t>8</w:t>
-            </w:r>
-            <w:r>
-              <w:rPr>
-                <w:rFonts w:ascii="Arial" w:hAnsi="Arial" w:cs="Arial"/>
-                <w:sz w:val="16"/>
-                <w:szCs w:val="16"/>
-                <w:lang w:val="ru-RU"/>
-              </w:rPr>
-              <w:t xml:space="preserve"> расстреляны в возрасте 21 год</w:t>
-            </w:r>
-            <w:r>
-              <w:rPr>
-                <w:rFonts w:ascii="Arial" w:hAnsi="Arial" w:cs="Arial"/>
-                <w:sz w:val="16"/>
-                <w:szCs w:val="16"/>
-                <w:lang w:val="ru-RU"/>
-              </w:rPr>
-              <w:t>а.</w:t>
-            </w:r>
-            <w:r>
-              <w:rPr>
-                <w:rFonts w:ascii="Arial" w:hAnsi="Arial" w:cs="Arial"/>
-                <w:sz w:val="16"/>
-                <w:szCs w:val="16"/>
-                <w:lang w:val="ru-RU"/>
-              </w:rPr>
-              <w:t xml:space="preserve"> </w:t>
-            </w:r>
-          </w:p>
-          <w:p>
-            <w:pPr>
-              <w:rPr>
-                <w:rFonts w:ascii="Arial" w:hAnsi="Arial" w:cs="Arial"/>
-                <w:sz w:val="16"/>
-                <w:szCs w:val="16"/>
-                <w:lang w:val="ru-RU"/>
-              </w:rPr>
-            </w:pPr>
-            <w:r>
-              <w:rPr>
-                <w:rFonts w:ascii="Arial" w:hAnsi="Arial" w:cs="Arial"/>
-                <w:b/>
-                <w:bCs/>
-                <w:sz w:val="16"/>
-                <w:szCs w:val="16"/>
-                <w:u w:val="single"/>
-                <w:lang w:val="ru-RU"/>
-              </w:rPr>
-              <w:t>Национальность:</w:t>
-            </w:r>
-            <w:r>
-              <w:rPr>
-                <w:rFonts w:ascii="Arial" w:hAnsi="Arial" w:cs="Arial"/>
-                <w:b/>
-                <w:bCs/>
-                <w:sz w:val="16"/>
-                <w:szCs w:val="16"/>
-                <w:lang w:val="ru-RU"/>
-              </w:rPr>
-              <w:t xml:space="preserve"> </w:t>
-            </w:r>
-            <w:r>
-              <w:rPr>
-                <w:rFonts w:ascii="Arial" w:hAnsi="Arial" w:cs="Arial"/>
-                <w:sz w:val="16"/>
-                <w:szCs w:val="16"/>
-                <w:lang w:val="ru-RU"/>
-              </w:rPr>
-              <w:t xml:space="preserve">национальность неизвестна – </w:t>
-            </w:r>
-            <w:r>
-              <w:rPr>
-                <w:rFonts w:ascii="Arial" w:hAnsi="Arial" w:cs="Arial"/>
-                <w:sz w:val="16"/>
-                <w:szCs w:val="16"/>
-                <w:lang w:val="ru-RU"/>
-              </w:rPr>
-              <w:t>81</w:t>
-            </w:r>
-            <w:r>
-              <w:rPr>
-                <w:rFonts w:ascii="Arial" w:hAnsi="Arial" w:cs="Arial"/>
-                <w:sz w:val="16"/>
-                <w:szCs w:val="16"/>
-                <w:lang w:val="ru-RU"/>
-              </w:rPr>
-              <w:t>; р</w:t>
-            </w:r>
-            <w:r>
-              <w:rPr>
-                <w:rFonts w:ascii="Arial" w:hAnsi="Arial" w:cs="Arial"/>
-                <w:sz w:val="16"/>
-                <w:szCs w:val="16"/>
-                <w:lang w:val="ru-RU"/>
-              </w:rPr>
-              <w:t>усская – 7</w:t>
-            </w:r>
-            <w:r>
-              <w:rPr>
-                <w:rFonts w:ascii="Arial" w:hAnsi="Arial" w:cs="Arial"/>
-                <w:sz w:val="16"/>
-                <w:szCs w:val="16"/>
-                <w:lang w:val="ru-RU"/>
-              </w:rPr>
-              <w:t>6</w:t>
+              <w:t>Беспартийная – 5</w:t>
+            </w:r>
+            <w:r>
+              <w:rPr>
+                <w:rFonts w:ascii="Arial" w:hAnsi="Arial" w:cs="Arial"/>
+                <w:sz w:val="16"/>
+                <w:szCs w:val="16"/>
+                <w:lang w:val="ru-RU"/>
+              </w:rPr>
+              <w:t>2</w:t>
             </w:r>
             <w:r>
               <w:rPr>
@@ -657,318 +1000,99 @@
                 <w:szCs w:val="16"/>
                 <w:lang w:val="ru-RU"/>
               </w:rPr>
-              <w:t>4</w:t>
-            </w:r>
-            <w:r>
-              <w:rPr>
-                <w:rFonts w:ascii="Arial" w:hAnsi="Arial" w:cs="Arial"/>
-                <w:sz w:val="16"/>
-                <w:szCs w:val="16"/>
-                <w:lang w:val="ru-RU"/>
-              </w:rPr>
-              <w:t>1</w:t>
-            </w:r>
-            <w:r>
-              <w:rPr>
-                <w:rFonts w:ascii="Arial" w:hAnsi="Arial" w:cs="Arial"/>
-                <w:sz w:val="16"/>
-                <w:szCs w:val="16"/>
-                <w:lang w:val="ru-RU"/>
-              </w:rPr>
-              <w:t xml:space="preserve">%); украинка – 19; полька – 6; еврейка – 3; белоруска – 2; </w:t>
-            </w:r>
-          </w:p>
-          <w:p>
-            <w:pPr>
-              <w:rPr>
-                <w:rFonts w:ascii="Arial" w:hAnsi="Arial" w:cs="Arial"/>
-                <w:sz w:val="16"/>
-                <w:szCs w:val="16"/>
-                <w:lang w:val="ru-RU"/>
-              </w:rPr>
-            </w:pPr>
-            <w:r>
-              <w:rPr>
-                <w:rFonts w:ascii="Arial" w:hAnsi="Arial" w:cs="Arial"/>
-                <w:b/>
-                <w:bCs/>
-                <w:sz w:val="16"/>
-                <w:szCs w:val="16"/>
-                <w:u w:val="single"/>
-                <w:lang w:val="ru-RU"/>
-              </w:rPr>
-              <w:t>Социальная страта/специальность</w:t>
-            </w:r>
-            <w:r>
-              <w:rPr>
-                <w:rFonts w:ascii="Arial" w:hAnsi="Arial" w:cs="Arial"/>
-                <w:sz w:val="16"/>
-                <w:szCs w:val="16"/>
-                <w:lang w:val="ru-RU"/>
-              </w:rPr>
-              <w:t xml:space="preserve">: </w:t>
-            </w:r>
-            <w:r>
-              <w:rPr>
-                <w:rFonts w:ascii="Arial" w:hAnsi="Arial" w:cs="Arial"/>
-                <w:sz w:val="16"/>
-                <w:szCs w:val="16"/>
-                <w:lang w:val="ru-RU"/>
-              </w:rPr>
-              <w:t xml:space="preserve">участники </w:t>
-            </w:r>
-            <w:r>
-              <w:rPr>
-                <w:rFonts w:ascii="Arial" w:hAnsi="Arial" w:cs="Arial"/>
-                <w:sz w:val="16"/>
-                <w:szCs w:val="16"/>
-                <w:shd w:val="clear" w:color="auto" w:fill="FFFFFF"/>
-                <w:lang w:val="ru-RU"/>
-              </w:rPr>
-              <w:t xml:space="preserve">Белого движения – 20; </w:t>
-            </w:r>
-            <w:r>
-              <w:rPr>
-                <w:rFonts w:ascii="Arial" w:hAnsi="Arial" w:cs="Arial"/>
-                <w:sz w:val="16"/>
-                <w:szCs w:val="16"/>
-                <w:lang w:val="ru-RU"/>
-              </w:rPr>
-              <w:t>д</w:t>
-            </w:r>
-            <w:r>
-              <w:rPr>
-                <w:rFonts w:ascii="Arial" w:hAnsi="Arial" w:cs="Arial"/>
-                <w:sz w:val="16"/>
-                <w:szCs w:val="16"/>
-                <w:lang w:val="ru-RU"/>
-              </w:rPr>
-              <w:t>ворянка/из дворян – 1</w:t>
-            </w:r>
-            <w:r>
-              <w:rPr>
-                <w:rFonts w:ascii="Arial" w:hAnsi="Arial" w:cs="Arial"/>
-                <w:sz w:val="16"/>
-                <w:szCs w:val="16"/>
-                <w:lang w:val="ru-RU"/>
-              </w:rPr>
-              <w:t>8</w:t>
-            </w:r>
-            <w:r>
-              <w:rPr>
-                <w:rFonts w:ascii="Arial" w:hAnsi="Arial" w:cs="Arial"/>
-                <w:sz w:val="16"/>
-                <w:szCs w:val="16"/>
-                <w:lang w:val="ru-RU"/>
-              </w:rPr>
-              <w:t xml:space="preserve">; из мещан – 9; из крестьян – </w:t>
-            </w:r>
-            <w:r>
-              <w:rPr>
-                <w:rFonts w:ascii="Arial" w:hAnsi="Arial" w:cs="Arial"/>
-                <w:sz w:val="16"/>
-                <w:szCs w:val="16"/>
-                <w:lang w:val="ru-RU"/>
-              </w:rPr>
-              <w:t>8</w:t>
-            </w:r>
-            <w:r>
-              <w:rPr>
-                <w:rFonts w:ascii="Arial" w:hAnsi="Arial" w:cs="Arial"/>
-                <w:sz w:val="16"/>
-                <w:szCs w:val="16"/>
-                <w:lang w:val="ru-RU"/>
-              </w:rPr>
-              <w:t xml:space="preserve">; </w:t>
-            </w:r>
-            <w:r>
-              <w:rPr>
-                <w:rFonts w:ascii="Arial" w:hAnsi="Arial" w:cs="Arial"/>
-                <w:sz w:val="16"/>
-                <w:szCs w:val="16"/>
-                <w:shd w:val="clear" w:color="auto" w:fill="FFFFFF"/>
-                <w:lang w:val="ru-RU"/>
-              </w:rPr>
-              <w:t>из служащих</w:t>
-            </w:r>
-            <w:r>
-              <w:rPr>
-                <w:rFonts w:ascii="Arial" w:hAnsi="Arial" w:cs="Arial"/>
-                <w:sz w:val="16"/>
-                <w:szCs w:val="16"/>
-                <w:lang w:val="ru-RU"/>
-              </w:rPr>
-              <w:t xml:space="preserve"> – </w:t>
-            </w:r>
-            <w:r>
-              <w:rPr>
-                <w:rFonts w:ascii="Arial" w:hAnsi="Arial" w:cs="Arial"/>
-                <w:sz w:val="16"/>
-                <w:szCs w:val="16"/>
-                <w:shd w:val="clear" w:color="auto" w:fill="FFFFFF"/>
-                <w:lang w:val="ru-RU"/>
-              </w:rPr>
-              <w:t>7; из рабочих</w:t>
-            </w:r>
-            <w:r>
-              <w:rPr>
-                <w:rFonts w:ascii="Arial" w:hAnsi="Arial" w:cs="Arial"/>
-                <w:sz w:val="16"/>
-                <w:szCs w:val="16"/>
-                <w:lang w:val="ru-RU"/>
-              </w:rPr>
-              <w:t xml:space="preserve"> – </w:t>
-            </w:r>
-            <w:r>
-              <w:rPr>
-                <w:rFonts w:ascii="Arial" w:hAnsi="Arial" w:cs="Arial"/>
-                <w:sz w:val="16"/>
-                <w:szCs w:val="16"/>
-                <w:shd w:val="clear" w:color="auto" w:fill="FFFFFF"/>
-                <w:lang w:val="ru-RU"/>
-              </w:rPr>
-              <w:t xml:space="preserve">1; </w:t>
-            </w:r>
-          </w:p>
-          <w:p>
-            <w:pPr>
-              <w:rPr>
-                <w:rFonts w:ascii="Arial" w:hAnsi="Arial" w:cs="Arial"/>
-                <w:sz w:val="16"/>
-                <w:szCs w:val="16"/>
-                <w:lang w:val="ru-RU"/>
-              </w:rPr>
-            </w:pPr>
-            <w:r>
-              <w:rPr>
-                <w:rFonts w:ascii="Arial" w:hAnsi="Arial" w:cs="Arial"/>
-                <w:sz w:val="16"/>
-                <w:szCs w:val="16"/>
-                <w:lang w:val="ru-RU"/>
-              </w:rPr>
-              <w:t xml:space="preserve">Домохозяйка – 30; учительница – </w:t>
-            </w:r>
-            <w:r>
-              <w:rPr>
-                <w:rFonts w:ascii="Arial" w:hAnsi="Arial" w:cs="Arial"/>
-                <w:sz w:val="16"/>
-                <w:szCs w:val="16"/>
-                <w:lang w:val="ru-RU"/>
-              </w:rPr>
-              <w:t>20</w:t>
-            </w:r>
-            <w:r>
-              <w:rPr>
-                <w:rFonts w:ascii="Arial" w:hAnsi="Arial" w:cs="Arial"/>
-                <w:sz w:val="16"/>
-                <w:szCs w:val="16"/>
-                <w:lang w:val="ru-RU"/>
-              </w:rPr>
-              <w:t>; сестра милосердия/медсестра – 1</w:t>
-            </w:r>
-            <w:r>
-              <w:rPr>
-                <w:rFonts w:ascii="Arial" w:hAnsi="Arial" w:cs="Arial"/>
-                <w:sz w:val="16"/>
-                <w:szCs w:val="16"/>
-                <w:lang w:val="ru-RU"/>
-              </w:rPr>
-              <w:t>1</w:t>
-            </w:r>
-            <w:r>
-              <w:rPr>
-                <w:rFonts w:ascii="Arial" w:hAnsi="Arial" w:cs="Arial"/>
-                <w:sz w:val="16"/>
-                <w:szCs w:val="16"/>
-                <w:lang w:val="ru-RU"/>
-              </w:rPr>
-              <w:t xml:space="preserve">; крестьянка – </w:t>
-            </w:r>
-            <w:r>
-              <w:rPr>
-                <w:rFonts w:ascii="Arial" w:hAnsi="Arial" w:cs="Arial"/>
-                <w:sz w:val="16"/>
-                <w:szCs w:val="16"/>
-                <w:lang w:val="ru-RU"/>
-              </w:rPr>
-              <w:t>8</w:t>
-            </w:r>
-            <w:r>
-              <w:rPr>
-                <w:rFonts w:ascii="Arial" w:hAnsi="Arial" w:cs="Arial"/>
-                <w:sz w:val="16"/>
-                <w:szCs w:val="16"/>
-                <w:lang w:val="ru-RU"/>
-              </w:rPr>
-              <w:t>;</w:t>
-            </w:r>
-          </w:p>
-          <w:p>
-            <w:pPr>
-              <w:rPr>
-                <w:rFonts w:ascii="Arial" w:hAnsi="Arial" w:cs="Arial"/>
-                <w:sz w:val="16"/>
-                <w:szCs w:val="16"/>
-                <w:lang w:val="ru-RU"/>
-              </w:rPr>
-            </w:pPr>
-            <w:r>
-              <w:rPr>
-                <w:rFonts w:ascii="Arial" w:hAnsi="Arial" w:cs="Arial"/>
-                <w:sz w:val="16"/>
-                <w:szCs w:val="16"/>
-                <w:lang w:val="ru-RU"/>
-              </w:rPr>
-              <w:t>машинистка/секретарь/писарь – 12; не работала/безработная/БОЗ – 11; служащая - 5; студентка – 4; хлебороб – 2;</w:t>
-            </w:r>
-          </w:p>
-          <w:p>
-            <w:pPr>
-              <w:rPr>
-                <w:rFonts w:ascii="Arial" w:hAnsi="Arial" w:cs="Arial"/>
-                <w:sz w:val="16"/>
-                <w:szCs w:val="16"/>
-                <w:lang w:val="ru-RU"/>
-              </w:rPr>
-            </w:pPr>
-            <w:r>
-              <w:rPr>
-                <w:rFonts w:ascii="Arial" w:hAnsi="Arial" w:cs="Arial"/>
-                <w:b/>
-                <w:bCs/>
-                <w:sz w:val="16"/>
-                <w:szCs w:val="16"/>
-                <w:u w:val="single"/>
-                <w:lang w:val="ru-RU"/>
-              </w:rPr>
-              <w:t>Образование:</w:t>
-            </w:r>
-            <w:r>
-              <w:rPr>
-                <w:rFonts w:ascii="Arial" w:hAnsi="Arial" w:cs="Arial"/>
-                <w:sz w:val="16"/>
-                <w:szCs w:val="16"/>
-                <w:lang w:val="ru-RU"/>
-              </w:rPr>
-              <w:t xml:space="preserve"> среднее – 3</w:t>
-            </w:r>
-            <w:r>
-              <w:rPr>
-                <w:rFonts w:ascii="Arial" w:hAnsi="Arial" w:cs="Arial"/>
-                <w:sz w:val="16"/>
-                <w:szCs w:val="16"/>
-                <w:lang w:val="ru-RU"/>
-              </w:rPr>
-              <w:t>6</w:t>
-            </w:r>
-            <w:r>
-              <w:rPr>
-                <w:rFonts w:ascii="Arial" w:hAnsi="Arial" w:cs="Arial"/>
-                <w:sz w:val="16"/>
-                <w:szCs w:val="16"/>
-                <w:lang w:val="ru-RU"/>
-              </w:rPr>
-              <w:t>; начальное – 17; неграмотная – 11; грамотная – 7; малограмотная – 7; высшее – 5</w:t>
+              <w:t>28</w:t>
+            </w:r>
+            <w:r>
+              <w:rPr>
+                <w:rFonts w:ascii="Arial" w:hAnsi="Arial" w:cs="Arial"/>
+                <w:sz w:val="16"/>
+                <w:szCs w:val="16"/>
+                <w:lang w:val="ru-RU"/>
+              </w:rPr>
+              <w:t xml:space="preserve">%); член РКП(б)/ВКП(б) -3; </w:t>
+            </w:r>
+          </w:p>
+          <w:p>
+            <w:pPr>
+              <w:rPr>
+                <w:rFonts w:ascii="Arial" w:hAnsi="Arial" w:cs="Arial"/>
+                <w:sz w:val="16"/>
+                <w:szCs w:val="16"/>
+                <w:lang w:val="ru-RU"/>
+              </w:rPr>
+            </w:pPr>
+            <w:r>
+              <w:rPr>
+                <w:rFonts w:ascii="Arial" w:hAnsi="Arial" w:cs="Arial"/>
+                <w:sz w:val="16"/>
+                <w:szCs w:val="16"/>
+                <w:lang w:val="ru-RU"/>
+              </w:rPr>
+              <w:t>Реабилитированы – 11</w:t>
+            </w:r>
+            <w:r>
+              <w:rPr>
+                <w:rFonts w:ascii="Arial" w:hAnsi="Arial" w:cs="Arial"/>
+                <w:sz w:val="16"/>
+                <w:szCs w:val="16"/>
+                <w:lang w:val="ru-RU"/>
+              </w:rPr>
+              <w:t>7</w:t>
+            </w:r>
+            <w:r>
+              <w:rPr>
+                <w:rFonts w:ascii="Arial" w:hAnsi="Arial" w:cs="Arial"/>
+                <w:sz w:val="16"/>
+                <w:szCs w:val="16"/>
+                <w:lang w:val="ru-RU"/>
+              </w:rPr>
+              <w:t xml:space="preserve"> (6</w:t>
+            </w:r>
+            <w:r>
+              <w:rPr>
+                <w:rFonts w:ascii="Arial" w:hAnsi="Arial" w:cs="Arial"/>
+                <w:sz w:val="16"/>
+                <w:szCs w:val="16"/>
+                <w:lang w:val="ru-RU"/>
+              </w:rPr>
+              <w:t>3</w:t>
+            </w:r>
+            <w:r>
+              <w:rPr>
+                <w:rFonts w:ascii="Arial" w:hAnsi="Arial" w:cs="Arial"/>
+                <w:sz w:val="16"/>
+                <w:szCs w:val="16"/>
+                <w:lang w:val="ru-RU"/>
+              </w:rPr>
+              <w:t>%)</w:t>
+            </w:r>
+          </w:p>
+          <w:p>
+            <w:pPr>
+              <w:rPr>
+                <w:rFonts w:ascii="Arial" w:hAnsi="Arial" w:cs="Arial"/>
+                <w:sz w:val="16"/>
+                <w:szCs w:val="16"/>
+                <w:lang w:val="ru-RU"/>
+              </w:rPr>
+            </w:pPr>
+            <w:r>
+              <w:rPr>
+                <w:rFonts w:ascii="Arial" w:hAnsi="Arial" w:cs="Arial"/>
+                <w:sz w:val="16"/>
+                <w:szCs w:val="16"/>
+                <w:lang w:val="ru-RU"/>
+              </w:rPr>
+              <w:t>1 женщина была расстреляна одновременно с мужем, 1 женщина была расстреляна одновременно с сестрой</w:t>
+            </w:r>
+            <w:r>
+              <w:rPr>
+                <w:rFonts w:ascii="Arial" w:hAnsi="Arial" w:cs="Arial"/>
+                <w:sz w:val="16"/>
+                <w:szCs w:val="16"/>
+                <w:lang w:val="ru-RU"/>
+              </w:rPr>
+              <w:t>; 1 женщина расстреляна одновременно с дочерью</w:t>
             </w:r>
             <w:r>
               <w:rPr>
@@ -996,193 +1120,7 @@
                 <w:szCs w:val="16"/>
                 <w:lang w:val="ru-RU"/>
               </w:rPr>
-              <w:t>Беспартийная – 5</w:t>
-            </w:r>
-            <w:r>
-              <w:rPr>
-                <w:rFonts w:ascii="Arial" w:hAnsi="Arial" w:cs="Arial"/>
-                <w:sz w:val="16"/>
-                <w:szCs w:val="16"/>
-                <w:lang w:val="ru-RU"/>
-              </w:rPr>
-              <w:t>2</w:t>
-            </w:r>
-            <w:r>
-              <w:rPr>
-                <w:rFonts w:ascii="Arial" w:hAnsi="Arial" w:cs="Arial"/>
-                <w:sz w:val="16"/>
-                <w:szCs w:val="16"/>
-                <w:lang w:val="ru-RU"/>
-              </w:rPr>
-              <w:t xml:space="preserve"> (</w:t>
-            </w:r>
-            <w:r>
-              <w:rPr>
-                <w:rFonts w:ascii="Arial" w:hAnsi="Arial" w:cs="Arial"/>
-                <w:sz w:val="16"/>
-                <w:szCs w:val="16"/>
-                <w:lang w:val="ru-RU"/>
-              </w:rPr>
-              <w:t>28</w:t>
-            </w:r>
-            <w:r>
-              <w:rPr>
-                <w:rFonts w:ascii="Arial" w:hAnsi="Arial" w:cs="Arial"/>
-                <w:sz w:val="16"/>
-                <w:szCs w:val="16"/>
-                <w:lang w:val="ru-RU"/>
-              </w:rPr>
-              <w:t>%); член РКП(б)/ВКП(б) -3; Реабилитированы – 11</w:t>
-            </w:r>
-            <w:r>
-              <w:rPr>
-                <w:rFonts w:ascii="Arial" w:hAnsi="Arial" w:cs="Arial"/>
-                <w:sz w:val="16"/>
-                <w:szCs w:val="16"/>
-                <w:lang w:val="ru-RU"/>
-              </w:rPr>
-              <w:t>7</w:t>
-            </w:r>
-            <w:r>
-              <w:rPr>
-                <w:rFonts w:ascii="Arial" w:hAnsi="Arial" w:cs="Arial"/>
-                <w:sz w:val="16"/>
-                <w:szCs w:val="16"/>
-                <w:lang w:val="ru-RU"/>
-              </w:rPr>
-              <w:t xml:space="preserve"> (6</w:t>
-            </w:r>
-            <w:r>
-              <w:rPr>
-                <w:rFonts w:ascii="Arial" w:hAnsi="Arial" w:cs="Arial"/>
-                <w:sz w:val="16"/>
-                <w:szCs w:val="16"/>
-                <w:lang w:val="ru-RU"/>
-              </w:rPr>
-              <w:t>3</w:t>
-            </w:r>
-            <w:r>
-              <w:rPr>
-                <w:rFonts w:ascii="Arial" w:hAnsi="Arial" w:cs="Arial"/>
-                <w:sz w:val="16"/>
-                <w:szCs w:val="16"/>
-                <w:lang w:val="ru-RU"/>
-              </w:rPr>
-              <w:t>%)</w:t>
-            </w:r>
-          </w:p>
-          <w:p>
-            <w:pPr>
-              <w:rPr>
-                <w:rFonts w:ascii="Arial" w:hAnsi="Arial" w:cs="Arial"/>
-                <w:sz w:val="16"/>
-                <w:szCs w:val="16"/>
-                <w:lang w:val="ru-RU"/>
-              </w:rPr>
-            </w:pPr>
-            <w:r>
-              <w:rPr>
-                <w:rFonts w:ascii="Arial" w:hAnsi="Arial" w:cs="Arial"/>
-                <w:bCs/>
-                <w:sz w:val="16"/>
-                <w:szCs w:val="16"/>
-                <w:lang w:val="ru-RU"/>
-              </w:rPr>
-              <w:t xml:space="preserve">1 января 1921 г </w:t>
-            </w:r>
-            <w:r>
-              <w:rPr>
-                <w:rFonts w:ascii="Arial" w:hAnsi="Arial" w:cs="Arial"/>
-                <w:sz w:val="16"/>
-                <w:szCs w:val="16"/>
-                <w:lang w:val="ru-RU"/>
-              </w:rPr>
-              <w:t xml:space="preserve">– </w:t>
-            </w:r>
-            <w:r>
-              <w:rPr>
-                <w:rFonts w:ascii="Arial" w:hAnsi="Arial" w:cs="Arial"/>
-                <w:bCs/>
-                <w:sz w:val="16"/>
-                <w:szCs w:val="16"/>
-                <w:lang w:val="ru-RU"/>
-              </w:rPr>
-              <w:t xml:space="preserve">1-й расстрел; 17 декабря 1921 г – последний расстрел </w:t>
-            </w:r>
-          </w:p>
-          <w:p>
-            <w:pPr>
-              <w:rPr>
-                <w:rFonts w:ascii="Arial" w:hAnsi="Arial" w:cs="Arial"/>
-                <w:sz w:val="16"/>
-                <w:szCs w:val="16"/>
-                <w:lang w:val="ru-RU"/>
-              </w:rPr>
-            </w:pPr>
-            <w:r>
-              <w:rPr>
-                <w:rFonts w:ascii="Arial" w:hAnsi="Arial" w:cs="Arial"/>
-                <w:sz w:val="16"/>
-                <w:szCs w:val="16"/>
-                <w:lang w:val="ru-RU"/>
-              </w:rPr>
-              <w:t>1 женщина была расстреляна одновременно с мужем, 1 женщина была расстреляна одновременно с сестрой</w:t>
-            </w:r>
-            <w:r>
-              <w:rPr>
-                <w:rFonts w:ascii="Arial" w:hAnsi="Arial" w:cs="Arial"/>
-                <w:sz w:val="16"/>
-                <w:szCs w:val="16"/>
-                <w:lang w:val="ru-RU"/>
-              </w:rPr>
-              <w:t>; 1 женщина расстреляна одновременно с дочерью</w:t>
-            </w:r>
-            <w:r>
-              <w:rPr>
-                <w:rFonts w:ascii="Arial" w:hAnsi="Arial" w:cs="Arial"/>
-                <w:sz w:val="16"/>
-                <w:szCs w:val="16"/>
-                <w:lang w:val="ru-RU"/>
-              </w:rPr>
-              <w:t>.</w:t>
-            </w:r>
-          </w:p>
-          <w:p>
-            <w:pPr>
-              <w:rPr>
-                <w:rFonts w:ascii="Arial" w:hAnsi="Arial" w:cs="Arial"/>
-                <w:sz w:val="16"/>
-                <w:szCs w:val="16"/>
-                <w:lang w:val="ru-RU"/>
-              </w:rPr>
-            </w:pPr>
-            <w:r>
-              <w:rPr>
-                <w:rFonts w:ascii="Arial" w:hAnsi="Arial" w:cs="Arial"/>
-                <w:sz w:val="16"/>
-                <w:szCs w:val="16"/>
-                <w:lang w:val="ru-RU"/>
-              </w:rPr>
-              <w:t xml:space="preserve">В Петрограде в 1921 г. по делу Таганцева расстреляно – 26 женщин из них: </w:t>
-            </w:r>
-          </w:p>
-          <w:p>
-            <w:pPr>
-              <w:rPr>
-                <w:rFonts w:ascii="Arial" w:hAnsi="Arial" w:cs="Arial"/>
-                <w:sz w:val="16"/>
-                <w:szCs w:val="16"/>
-                <w:lang w:val="ru-RU"/>
-              </w:rPr>
-            </w:pPr>
-            <w:r>
-              <w:rPr>
-                <w:rFonts w:ascii="Arial" w:hAnsi="Arial" w:cs="Arial"/>
-                <w:sz w:val="16"/>
-                <w:szCs w:val="16"/>
-                <w:lang w:val="ru-RU"/>
-              </w:rPr>
-              <w:t xml:space="preserve">16 – расстреляны 26 августа 1921 г.; 10 - расстреляны 6 октября 1921 г. </w:t>
+              <w:t xml:space="preserve">В Петрограде в 1921 г. по делу Таганцева расстреляно – 26 женщин из них: 16 – расстреляны 26 августа 1921 г.; 10 - расстреляны 6 октября 1921 г. </w:t>
             </w:r>
           </w:p>
           <w:p>
@@ -1206,6 +1144,19 @@
               </w:rPr>
               <w:t>7 расстрелянных женщин были рождены до отмены Крепостного права.</w:t>
             </w:r>
+          </w:p>
+          <w:p>
+            <w:pPr>
+              <w:pStyle w:val="BodyText"/>
+              <w:spacing w:after="0"/>
+              <w:ind w:right="60"/>
+              <w:rPr>
+                <w:rFonts w:ascii="Arial" w:hAnsi="Arial" w:cs="Arial"/>
+                <w:sz w:val="16"/>
+                <w:szCs w:val="16"/>
+                <w:lang w:val="ru-RU"/>
+              </w:rPr>
+            </w:pPr>
           </w:p>
         </w:tc>
       </w:tr>
@@ -1931,9 +1882,6 @@
               <w:instrText>=6282"</w:instrText>
             </w:r>
             <w:r>
-              <w:rPr>
-                <w:rFonts w:hint="eastAsia"/>
-              </w:rPr>
               <w:fldChar w:fldCharType="separate"/>
             </w:r>
             <w:r>
@@ -1982,6 +1930,7 @@
                 <w:szCs w:val="16"/>
                 <w:lang w:val="ru-RU"/>
               </w:rPr>
+              <w:lastRenderedPageBreak/>
               <w:t xml:space="preserve">Акимова-Перетц Вера </w:t>
             </w:r>
             <w:proofErr w:type="gramStart"/>
@@ -2145,7 +2094,6 @@
                 <w:szCs w:val="16"/>
                 <w:lang w:val="ru-RU"/>
               </w:rPr>
-              <w:lastRenderedPageBreak/>
               <w:t>Источник: Электронная Книга памяти «Возвращенные имена»</w:t>
             </w:r>
             <w:r>
@@ -2209,7 +2157,6 @@
                 <w:szCs w:val="16"/>
                 <w:lang w:val="ru-RU"/>
               </w:rPr>
-              <w:lastRenderedPageBreak/>
               <w:t xml:space="preserve">Антипова Евдокия </w:t>
             </w:r>
             <w:proofErr w:type="spellStart"/>
@@ -5055,9 +5002,6 @@
               <w:instrText>=131397"</w:instrText>
             </w:r>
             <w:r>
-              <w:rPr>
-                <w:rFonts w:hint="eastAsia"/>
-              </w:rPr>
               <w:fldChar w:fldCharType="separate"/>
             </w:r>
             <w:r>
@@ -5511,6 +5455,7 @@
                 <w:szCs w:val="16"/>
                 <w:lang w:val="ru-RU"/>
               </w:rPr>
+              <w:lastRenderedPageBreak/>
               <w:t xml:space="preserve">1886 г.р., </w:t>
             </w:r>
             <w:proofErr w:type="spellStart"/>
@@ -6081,9 +6026,6 @@
               <w:instrText>=49396"</w:instrText>
             </w:r>
             <w:r>
-              <w:rPr>
-                <w:rFonts w:hint="eastAsia"/>
-              </w:rPr>
               <w:fldChar w:fldCharType="separate"/>
             </w:r>
             <w:r>
@@ -6442,9 +6384,6 @@
               <w:instrText>=126701"</w:instrText>
             </w:r>
             <w:r>
-              <w:rPr>
-                <w:rFonts w:hint="eastAsia"/>
-              </w:rPr>
               <w:fldChar w:fldCharType="separate"/>
             </w:r>
             <w:r>
@@ -9130,6 +9069,7 @@
                 <w:szCs w:val="16"/>
                 <w:lang w:val="ru-RU"/>
               </w:rPr>
+              <w:lastRenderedPageBreak/>
               <w:t xml:space="preserve">Источник: Реабилитированные историей : Автономная Республика Крым , т. 6; </w:t>
             </w:r>
             <w:proofErr w:type="spellStart"/>
@@ -9217,6 +9157,7 @@
                 <w:szCs w:val="16"/>
                 <w:lang w:val="ru-RU"/>
               </w:rPr>
+              <w:lastRenderedPageBreak/>
               <w:t xml:space="preserve">Войцеховская Анастасия </w:t>
             </w:r>
             <w:proofErr w:type="gramStart"/>
@@ -9269,7 +9210,6 @@
                 <w:szCs w:val="16"/>
                 <w:lang w:val="ru-RU"/>
               </w:rPr>
-              <w:lastRenderedPageBreak/>
               <w:t>Родилась</w:t>
             </w:r>
             <w:r>
@@ -9480,7 +9420,6 @@
                 <w:szCs w:val="16"/>
                 <w:lang w:val="ru-RU"/>
               </w:rPr>
-              <w:lastRenderedPageBreak/>
               <w:t xml:space="preserve">Вронская Елена </w:t>
             </w:r>
             <w:proofErr w:type="gramStart"/>
@@ -11332,9 +11271,6 @@
               <w:instrText>=325198"</w:instrText>
             </w:r>
             <w:r>
-              <w:rPr>
-                <w:rFonts w:hint="eastAsia"/>
-              </w:rPr>
               <w:fldChar w:fldCharType="separate"/>
             </w:r>
             <w:r>
@@ -11698,9 +11634,6 @@
               <w:instrText>=30354"</w:instrText>
             </w:r>
             <w:r>
-              <w:rPr>
-                <w:rFonts w:hint="eastAsia"/>
-              </w:rPr>
               <w:fldChar w:fldCharType="separate"/>
             </w:r>
             <w:r>
@@ -12403,9 +12336,6 @@
               <w:instrText>=321924"</w:instrText>
             </w:r>
             <w:r>
-              <w:rPr>
-                <w:rFonts w:hint="eastAsia"/>
-              </w:rPr>
               <w:fldChar w:fldCharType="separate"/>
             </w:r>
             <w:r>
@@ -12738,6 +12668,7 @@
                 <w:szCs w:val="16"/>
                 <w:lang w:val="ru-RU"/>
               </w:rPr>
+              <w:lastRenderedPageBreak/>
               <w:t>Родилась в 1894 г., д. Ги-лево-</w:t>
             </w:r>
             <w:proofErr w:type="spellStart"/>
@@ -16034,6 +15965,7 @@
                 <w:szCs w:val="16"/>
                 <w:lang w:val="ru-RU"/>
               </w:rPr>
+              <w:lastRenderedPageBreak/>
               <w:t>Родилась</w:t>
             </w:r>
             <w:r>
@@ -16337,6 +16269,7 @@
                 <w:szCs w:val="16"/>
                 <w:lang w:val="ru-RU"/>
               </w:rPr>
+              <w:lastRenderedPageBreak/>
               <w:t>Зимарева</w:t>
             </w:r>
             <w:proofErr w:type="spellEnd"/>
@@ -16401,7 +16334,6 @@
                 <w:szCs w:val="16"/>
                 <w:lang w:val="ru-RU"/>
               </w:rPr>
-              <w:lastRenderedPageBreak/>
               <w:t xml:space="preserve">1897 г.р., место рождения г. Керчь, русская, из крестьян, б/п, не замужем, неграмотная, </w:t>
             </w:r>
             <w:proofErr w:type="spellStart"/>
@@ -16659,7 +16591,6 @@
                 <w:szCs w:val="16"/>
                 <w:lang w:val="ru-RU"/>
               </w:rPr>
-              <w:lastRenderedPageBreak/>
               <w:t xml:space="preserve">Злобина Лариса </w:t>
             </w:r>
             <w:proofErr w:type="gramStart"/>
@@ -19642,6 +19573,7 @@
                 <w:szCs w:val="16"/>
                 <w:lang w:val="ru-RU"/>
               </w:rPr>
+              <w:lastRenderedPageBreak/>
               <w:t xml:space="preserve">1876 г.р., г. Харьков, русская, из крестьян, б/п, замужем, обр. 4 </w:t>
             </w:r>
             <w:proofErr w:type="spellStart"/>
@@ -19868,6 +19800,7 @@
                 <w:szCs w:val="16"/>
                 <w:lang w:val="ru-RU"/>
               </w:rPr>
+              <w:lastRenderedPageBreak/>
               <w:t xml:space="preserve">Ковалева Мария </w:t>
             </w:r>
             <w:proofErr w:type="gramStart"/>
@@ -20011,7 +19944,6 @@
                 <w:szCs w:val="16"/>
                 <w:lang w:val="ru-RU"/>
               </w:rPr>
-              <w:lastRenderedPageBreak/>
               <w:t>Источник: Книга памяти Автономной Республики Крым</w:t>
             </w:r>
             <w:r>
@@ -20077,7 +20009,6 @@
                 <w:szCs w:val="16"/>
                 <w:lang w:val="ru-RU"/>
               </w:rPr>
-              <w:lastRenderedPageBreak/>
               <w:t xml:space="preserve">Ковальчук Мария </w:t>
             </w:r>
             <w:proofErr w:type="gramStart"/>
@@ -20383,9 +20314,6 @@
               <w:instrText>=126866"</w:instrText>
             </w:r>
             <w:r>
-              <w:rPr>
-                <w:rFonts w:hint="eastAsia"/>
-              </w:rPr>
               <w:fldChar w:fldCharType="separate"/>
             </w:r>
             <w:r>
@@ -20777,9 +20705,6 @@
               <w:instrText>=142804"</w:instrText>
             </w:r>
             <w:r>
-              <w:rPr>
-                <w:rFonts w:hint="eastAsia"/>
-              </w:rPr>
               <w:fldChar w:fldCharType="separate"/>
             </w:r>
             <w:r>
@@ -21570,9 +21495,6 @@
               <w:instrText>=166137"</w:instrText>
             </w:r>
             <w:r>
-              <w:rPr>
-                <w:rFonts w:hint="eastAsia"/>
-              </w:rPr>
               <w:fldChar w:fldCharType="separate"/>
             </w:r>
             <w:r>
@@ -23282,6 +23204,7 @@
                 <w:szCs w:val="16"/>
                 <w:lang w:val="ru-RU"/>
               </w:rPr>
+              <w:lastRenderedPageBreak/>
               <w:t>Источник: Книга памяти Автономной Республики Крым</w:t>
             </w:r>
             <w:r>
@@ -23359,6 +23282,7 @@
                 <w:szCs w:val="16"/>
                 <w:lang w:val="ru-RU"/>
               </w:rPr>
+              <w:lastRenderedPageBreak/>
               <w:t xml:space="preserve">Кузнецова Евдокия </w:t>
             </w:r>
             <w:proofErr w:type="gramStart"/>
@@ -23675,9 +23599,6 @@
               <w:instrText>=30337"</w:instrText>
             </w:r>
             <w:r>
-              <w:rPr>
-                <w:rFonts w:hint="eastAsia"/>
-              </w:rPr>
               <w:fldChar w:fldCharType="separate"/>
             </w:r>
             <w:r>
@@ -23780,7 +23701,6 @@
                 <w:szCs w:val="16"/>
                 <w:lang w:val="ru-RU"/>
               </w:rPr>
-              <w:lastRenderedPageBreak/>
               <w:t xml:space="preserve">1893 г. р., м. р. г. Симферополь, русская, из крестьян, б/п, замужем, обр. среднее, </w:t>
             </w:r>
             <w:proofErr w:type="spellStart"/>
@@ -23931,7 +23851,6 @@
                 <w:szCs w:val="16"/>
                 <w:lang w:val="ru-RU"/>
               </w:rPr>
-              <w:lastRenderedPageBreak/>
               <w:t>Купова</w:t>
             </w:r>
             <w:proofErr w:type="spellEnd"/>
@@ -26729,7 +26648,17 @@
                 <w:szCs w:val="16"/>
                 <w:lang w:val="ru-RU"/>
               </w:rPr>
-              <w:t xml:space="preserve"> 13 января 1921 г. «за принадлежность к подпольной петлюровской организации и разглашению тайн государства» к расстрелу. Сведения об исполнении приговора отсутствуют. Реабилитирована Полтавской областной прокуратурой 22 февраля 1994 г.</w:t>
+              <w:t xml:space="preserve"> 13 января 1921 г. «за принадлежность к подпольной петлюровской </w:t>
+            </w:r>
+            <w:r>
+              <w:rPr>
+                <w:rFonts w:ascii="Arial" w:hAnsi="Arial" w:cs="Arial"/>
+                <w:sz w:val="16"/>
+                <w:szCs w:val="16"/>
+                <w:lang w:val="ru-RU"/>
+              </w:rPr>
+              <w:lastRenderedPageBreak/>
+              <w:t>организации и разглашению тайн государства» к расстрелу. Сведения об исполнении приговора отсутствуют. Реабилитирована Полтавской областной прокуратурой 22 февраля 1994 г.</w:t>
             </w:r>
           </w:p>
           <w:p>
@@ -26875,9 +26804,6 @@
               <w:instrText>=171683"</w:instrText>
             </w:r>
             <w:r>
-              <w:rPr>
-                <w:rFonts w:hint="eastAsia"/>
-              </w:rPr>
               <w:fldChar w:fldCharType="separate"/>
             </w:r>
             <w:r>
@@ -26934,6 +26860,7 @@
                 <w:szCs w:val="16"/>
                 <w:lang w:val="ru-RU"/>
               </w:rPr>
+              <w:lastRenderedPageBreak/>
               <w:t xml:space="preserve">Марышева Юлия </w:t>
             </w:r>
             <w:proofErr w:type="gramStart"/>
@@ -27166,7 +27093,6 @@
                 <w:szCs w:val="16"/>
                 <w:lang w:val="ru-RU"/>
               </w:rPr>
-              <w:lastRenderedPageBreak/>
               <w:t>Источник: Книга памяти Омской обл.</w:t>
             </w:r>
             <w:r>
@@ -27232,7 +27158,6 @@
                 <w:szCs w:val="16"/>
                 <w:lang w:val="ru-RU"/>
               </w:rPr>
-              <w:lastRenderedPageBreak/>
               <w:t xml:space="preserve">Матвеева Анастасия </w:t>
             </w:r>
             <w:proofErr w:type="gramStart"/>
@@ -28031,9 +27956,6 @@
               <w:instrText>=241074"</w:instrText>
             </w:r>
             <w:r>
-              <w:rPr>
-                <w:rFonts w:hint="eastAsia"/>
-              </w:rPr>
               <w:fldChar w:fldCharType="separate"/>
             </w:r>
             <w:r>
@@ -28349,9 +28271,6 @@
               <w:instrText>=241074"</w:instrText>
             </w:r>
             <w:r>
-              <w:rPr>
-                <w:rFonts w:hint="eastAsia"/>
-              </w:rPr>
               <w:fldChar w:fldCharType="separate"/>
             </w:r>
             <w:r>
@@ -29851,9 +29770,6 @@
               <w:instrText>=325199"</w:instrText>
             </w:r>
             <w:r>
-              <w:rPr>
-                <w:rFonts w:hint="eastAsia"/>
-              </w:rPr>
               <w:fldChar w:fldCharType="separate"/>
             </w:r>
             <w:r>
@@ -30306,6 +30222,7 @@
                 <w:szCs w:val="16"/>
                 <w:lang w:val="ru-RU"/>
               </w:rPr>
+              <w:lastRenderedPageBreak/>
               <w:t xml:space="preserve">Новикова Юлия </w:t>
             </w:r>
             <w:proofErr w:type="gramStart"/>
@@ -30757,7 +30674,6 @@
                 <w:szCs w:val="16"/>
                 <w:lang w:val="ru-RU"/>
               </w:rPr>
-              <w:lastRenderedPageBreak/>
               <w:t xml:space="preserve">Орлова </w:t>
             </w:r>
             <w:r>
@@ -32380,9 +32296,6 @@
               <w:instrText>=64980"</w:instrText>
             </w:r>
             <w:r>
-              <w:rPr>
-                <w:rFonts w:hint="eastAsia"/>
-              </w:rPr>
               <w:fldChar w:fldCharType="separate"/>
             </w:r>
             <w:r>
@@ -33807,6 +33720,7 @@
                 <w:szCs w:val="16"/>
                 <w:lang w:val="ru-RU"/>
               </w:rPr>
+              <w:lastRenderedPageBreak/>
               <w:t xml:space="preserve">1897 г.р., уроженка Вятской губ., учительница школы при Гос. заводе взрывчатых веществ. Президиумом </w:t>
             </w:r>
             <w:proofErr w:type="spellStart"/>
@@ -33968,6 +33882,7 @@
                 <w:szCs w:val="16"/>
                 <w:lang w:val="ru-RU"/>
               </w:rPr>
+              <w:lastRenderedPageBreak/>
               <w:t xml:space="preserve">Петрова Елена (Евгения) </w:t>
             </w:r>
             <w:proofErr w:type="gramStart"/>
@@ -34211,7 +34126,6 @@
                 <w:szCs w:val="16"/>
                 <w:lang w:val="ru-RU"/>
               </w:rPr>
-              <w:lastRenderedPageBreak/>
               <w:t xml:space="preserve">по месту службы, следовательно, является соучастницей в </w:t>
             </w:r>
             <w:r>
@@ -34394,7 +34308,6 @@
                 <w:szCs w:val="16"/>
                 <w:lang w:val="ru-RU"/>
               </w:rPr>
-              <w:lastRenderedPageBreak/>
               <w:t>Покальнис</w:t>
             </w:r>
             <w:proofErr w:type="spellEnd"/>
@@ -35726,9 +35639,6 @@
               <w:instrText>=126699"</w:instrText>
             </w:r>
             <w:r>
-              <w:rPr>
-                <w:rFonts w:hint="eastAsia"/>
-              </w:rPr>
               <w:fldChar w:fldCharType="separate"/>
             </w:r>
             <w:r>
@@ -36161,9 +36071,6 @@
               <w:instrText>=126700"</w:instrText>
             </w:r>
             <w:r>
-              <w:rPr>
-                <w:rFonts w:hint="eastAsia"/>
-              </w:rPr>
               <w:fldChar w:fldCharType="separate"/>
             </w:r>
             <w:r>
@@ -37426,6 +37333,7 @@
                 <w:szCs w:val="16"/>
                 <w:lang w:val="ru-RU"/>
               </w:rPr>
+              <w:lastRenderedPageBreak/>
               <w:t>Сверчевская</w:t>
             </w:r>
             <w:proofErr w:type="spellEnd"/>
@@ -37952,7 +37860,6 @@
                 <w:szCs w:val="16"/>
                 <w:lang w:val="ru-RU"/>
               </w:rPr>
-              <w:lastRenderedPageBreak/>
               <w:t>Источники данных: Книга памяти Автономной Республики Крым</w:t>
             </w:r>
             <w:r>
@@ -38016,7 +37923,6 @@
                 <w:szCs w:val="16"/>
                 <w:lang w:val="ru-RU"/>
               </w:rPr>
-              <w:lastRenderedPageBreak/>
               <w:t xml:space="preserve">Сенькова Антонина </w:t>
             </w:r>
             <w:proofErr w:type="gramStart"/>
@@ -41162,6 +41068,7 @@
                 <w:szCs w:val="16"/>
                 <w:lang w:val="ru-RU"/>
               </w:rPr>
+              <w:lastRenderedPageBreak/>
               <w:t xml:space="preserve">Источник: Сведения ДКНБ РК по </w:t>
             </w:r>
             <w:proofErr w:type="spellStart"/>
@@ -41238,6 +41145,7 @@
                 <w:szCs w:val="16"/>
                 <w:lang w:val="ru-RU"/>
               </w:rPr>
+              <w:lastRenderedPageBreak/>
               <w:t xml:space="preserve">Татаринцева Фёкла </w:t>
             </w:r>
             <w:proofErr w:type="gramStart"/>
@@ -41819,9 +41727,6 @@
               <w:instrText>=321926"</w:instrText>
             </w:r>
             <w:r>
-              <w:rPr>
-                <w:rFonts w:hint="eastAsia"/>
-              </w:rPr>
               <w:fldChar w:fldCharType="separate"/>
             </w:r>
             <w:r>
@@ -41868,7 +41773,6 @@
                 <w:szCs w:val="16"/>
                 <w:lang w:val="ru-RU"/>
               </w:rPr>
-              <w:lastRenderedPageBreak/>
               <w:t xml:space="preserve">Товчигречко Мария </w:t>
             </w:r>
             <w:proofErr w:type="gramStart"/>
@@ -44708,6 +44612,7 @@
                 <w:szCs w:val="16"/>
                 <w:lang w:val="ru-RU"/>
               </w:rPr>
+              <w:lastRenderedPageBreak/>
               <w:t xml:space="preserve">1873 г.р., </w:t>
             </w:r>
             <w:proofErr w:type="spellStart"/>
@@ -44903,6 +44808,7 @@
                 <w:szCs w:val="16"/>
                 <w:lang w:val="ru-RU"/>
               </w:rPr>
+              <w:lastRenderedPageBreak/>
               <w:t xml:space="preserve">Чиркова Анастасия </w:t>
             </w:r>
             <w:proofErr w:type="gramStart"/>
@@ -45274,7 +45180,6 @@
                 <w:szCs w:val="16"/>
                 <w:lang w:val="ru-RU"/>
               </w:rPr>
-              <w:lastRenderedPageBreak/>
               <w:t xml:space="preserve">1886 г.р., </w:t>
             </w:r>
             <w:proofErr w:type="spellStart"/>
@@ -45567,7 +45472,6 @@
                 <w:szCs w:val="16"/>
                 <w:lang w:val="ru-RU"/>
               </w:rPr>
-              <w:lastRenderedPageBreak/>
               <w:t xml:space="preserve">Шевченко-Еременко Анастасия </w:t>
             </w:r>
             <w:proofErr w:type="gramStart"/>
@@ -45841,9 +45745,6 @@
               <w:instrText>=167541"</w:instrText>
             </w:r>
             <w:r>
-              <w:rPr>
-                <w:rFonts w:hint="eastAsia"/>
-              </w:rPr>
               <w:fldChar w:fldCharType="separate"/>
             </w:r>
             <w:r>
@@ -48137,6 +48038,7 @@
                 <w:szCs w:val="16"/>
                 <w:lang w:val="ru-RU"/>
               </w:rPr>
+              <w:lastRenderedPageBreak/>
               <w:t>Щербатова Мария Сергеевна (</w:t>
             </w:r>
             <w:proofErr w:type="spellStart"/>
@@ -48647,7 +48549,6 @@
                 <w:szCs w:val="16"/>
                 <w:lang w:val="ru-RU"/>
               </w:rPr>
-              <w:lastRenderedPageBreak/>
               <w:t>1897 г.р.</w:t>
             </w:r>
             <w:proofErr w:type="gramStart"/>
@@ -48862,7 +48763,6 @@
                 <w:szCs w:val="16"/>
                 <w:lang w:val="ru-RU"/>
               </w:rPr>
-              <w:lastRenderedPageBreak/>
               <w:t xml:space="preserve">Эпштейн </w:t>
             </w:r>
             <w:proofErr w:type="spellStart"/>
@@ -49515,9 +49415,6 @@
               <w:instrText>=85273"</w:instrText>
             </w:r>
             <w:r>
-              <w:rPr>
-                <w:rFonts w:hint="eastAsia"/>
-              </w:rPr>
               <w:fldChar w:fldCharType="separate"/>
             </w:r>
             <w:r>

--- a/docs/BYYEAR/Расстреляны_1921.docx
+++ b/docs/BYYEAR/Расстреляны_1921.docx
@@ -566,9 +566,19 @@
                 <w:rFonts w:ascii="Arial" w:hAnsi="Arial" w:cs="Arial"/>
                 <w:sz w:val="16"/>
                 <w:szCs w:val="16"/>
-                <w:lang w:val="ru-RU"/>
-              </w:rPr>
-              <w:t xml:space="preserve">Национальность: </w:t>
+                <w:u w:val="single"/>
+                <w:lang w:val="ru-RU"/>
+              </w:rPr>
+              <w:t>Национальность:</w:t>
+            </w:r>
+            <w:r>
+              <w:rPr>
+                <w:rFonts w:ascii="Arial" w:hAnsi="Arial" w:cs="Arial"/>
+                <w:sz w:val="16"/>
+                <w:szCs w:val="16"/>
+                <w:lang w:val="ru-RU"/>
+              </w:rPr>
+              <w:t xml:space="preserve"> </w:t>
             </w:r>
             <w:r>
               <w:rPr>
@@ -666,9 +676,19 @@
                 <w:rFonts w:ascii="Arial" w:hAnsi="Arial" w:cs="Arial"/>
                 <w:sz w:val="16"/>
                 <w:szCs w:val="16"/>
-                <w:lang w:val="ru-RU"/>
-              </w:rPr>
-              <w:t xml:space="preserve">Социальная страта/специальность: </w:t>
+                <w:u w:val="single"/>
+                <w:lang w:val="ru-RU"/>
+              </w:rPr>
+              <w:t>Социальная страта/специальность</w:t>
+            </w:r>
+            <w:r>
+              <w:rPr>
+                <w:rFonts w:ascii="Arial" w:hAnsi="Arial" w:cs="Arial"/>
+                <w:sz w:val="16"/>
+                <w:szCs w:val="16"/>
+                <w:lang w:val="ru-RU"/>
+              </w:rPr>
+              <w:t xml:space="preserve">: </w:t>
             </w:r>
             <w:r>
               <w:rPr>
@@ -809,24 +829,24 @@
               </w:rPr>
               <w:t xml:space="preserve">1; </w:t>
             </w:r>
-          </w:p>
-          <w:p>
-            <w:pPr>
-              <w:rPr>
-                <w:rFonts w:ascii="Arial" w:hAnsi="Arial" w:cs="Arial"/>
-                <w:sz w:val="16"/>
-                <w:szCs w:val="16"/>
-                <w:lang w:val="ru-RU"/>
-              </w:rPr>
-            </w:pPr>
-            <w:r>
-              <w:rPr>
-                <w:rFonts w:ascii="Arial" w:hAnsi="Arial" w:cs="Arial"/>
-                <w:sz w:val="16"/>
-                <w:szCs w:val="16"/>
-                <w:lang w:val="ru-RU"/>
-              </w:rPr>
-              <w:t xml:space="preserve">Домохозяйка – 30; учительница – </w:t>
+            <w:r>
+              <w:rPr>
+                <w:rFonts w:ascii="Arial" w:hAnsi="Arial" w:cs="Arial"/>
+                <w:sz w:val="16"/>
+                <w:szCs w:val="16"/>
+                <w:shd w:val="clear" w:color="auto" w:fill="FFFFFF"/>
+                <w:lang w:val="ru-RU"/>
+              </w:rPr>
+              <w:t>д</w:t>
+            </w:r>
+            <w:r>
+              <w:rPr>
+                <w:rFonts w:ascii="Arial" w:hAnsi="Arial" w:cs="Arial"/>
+                <w:sz w:val="16"/>
+                <w:szCs w:val="16"/>
+                <w:lang w:val="ru-RU"/>
+              </w:rPr>
+              <w:t xml:space="preserve">омохозяйка – 30; учительница – </w:t>
             </w:r>
             <w:r>
               <w:rPr>
@@ -844,7 +864,25 @@
                 <w:szCs w:val="16"/>
                 <w:lang w:val="ru-RU"/>
               </w:rPr>
-              <w:t>; сестра милосердия/медсестра – 1</w:t>
+              <w:t xml:space="preserve">; </w:t>
+            </w:r>
+            <w:r>
+              <w:rPr>
+                <w:rFonts w:ascii="Arial" w:hAnsi="Arial" w:cs="Arial"/>
+                <w:sz w:val="16"/>
+                <w:szCs w:val="16"/>
+                <w:lang w:val="ru-RU"/>
+              </w:rPr>
+              <w:t xml:space="preserve">машинистка/секретарь/писарь – 12; </w:t>
+            </w:r>
+            <w:r>
+              <w:rPr>
+                <w:rFonts w:ascii="Arial" w:hAnsi="Arial" w:cs="Arial"/>
+                <w:sz w:val="16"/>
+                <w:szCs w:val="16"/>
+                <w:lang w:val="ru-RU"/>
+              </w:rPr>
+              <w:t>сестра милосердия/медсестра – 1</w:t>
             </w:r>
             <w:r>
               <w:rPr>
@@ -862,63 +900,63 @@
                 <w:szCs w:val="16"/>
                 <w:lang w:val="ru-RU"/>
               </w:rPr>
-              <w:t xml:space="preserve">; крестьянка – </w:t>
-            </w:r>
-            <w:r>
-              <w:rPr>
-                <w:rFonts w:ascii="Arial" w:hAnsi="Arial" w:cs="Arial"/>
-                <w:sz w:val="16"/>
-                <w:szCs w:val="16"/>
-                <w:lang w:val="ru-RU"/>
-              </w:rPr>
-              <w:t>8</w:t>
-            </w:r>
-            <w:r>
-              <w:rPr>
-                <w:rFonts w:ascii="Arial" w:hAnsi="Arial" w:cs="Arial"/>
-                <w:sz w:val="16"/>
-                <w:szCs w:val="16"/>
-                <w:lang w:val="ru-RU"/>
-              </w:rPr>
-              <w:t>;</w:t>
-            </w:r>
-          </w:p>
-          <w:p>
-            <w:pPr>
-              <w:rPr>
-                <w:rFonts w:ascii="Arial" w:hAnsi="Arial" w:cs="Arial"/>
-                <w:sz w:val="16"/>
-                <w:szCs w:val="16"/>
-                <w:lang w:val="ru-RU"/>
-              </w:rPr>
-            </w:pPr>
-            <w:r>
-              <w:rPr>
-                <w:rFonts w:ascii="Arial" w:hAnsi="Arial" w:cs="Arial"/>
-                <w:sz w:val="16"/>
-                <w:szCs w:val="16"/>
-                <w:lang w:val="ru-RU"/>
-              </w:rPr>
-              <w:t>машинистка/секретарь/писарь – 12; не работала/безработная/БОЗ – 11; служащая - 5; студентка – 4; хлебороб – 2;</w:t>
-            </w:r>
-          </w:p>
-          <w:p>
-            <w:pPr>
-              <w:rPr>
-                <w:rFonts w:ascii="Arial" w:hAnsi="Arial" w:cs="Arial"/>
-                <w:sz w:val="16"/>
-                <w:szCs w:val="16"/>
-                <w:lang w:val="ru-RU"/>
-              </w:rPr>
-            </w:pPr>
-            <w:r>
-              <w:rPr>
-                <w:rFonts w:ascii="Arial" w:hAnsi="Arial" w:cs="Arial"/>
-                <w:sz w:val="16"/>
-                <w:szCs w:val="16"/>
-                <w:lang w:val="ru-RU"/>
-              </w:rPr>
-              <w:t>Образование: среднее</w:t>
+              <w:t xml:space="preserve">; не работала/безработная/БОЗ – 11; </w:t>
+            </w:r>
+            <w:r>
+              <w:rPr>
+                <w:rFonts w:ascii="Arial" w:hAnsi="Arial" w:cs="Arial"/>
+                <w:sz w:val="16"/>
+                <w:szCs w:val="16"/>
+                <w:lang w:val="ru-RU"/>
+              </w:rPr>
+              <w:t>крестьянка – 8;</w:t>
+            </w:r>
+            <w:r>
+              <w:rPr>
+                <w:rFonts w:ascii="Arial" w:hAnsi="Arial" w:cs="Arial"/>
+                <w:sz w:val="16"/>
+                <w:szCs w:val="16"/>
+                <w:lang w:val="ru-RU"/>
+              </w:rPr>
+              <w:t xml:space="preserve"> </w:t>
+            </w:r>
+            <w:r>
+              <w:rPr>
+                <w:rFonts w:ascii="Arial" w:hAnsi="Arial" w:cs="Arial"/>
+                <w:sz w:val="16"/>
+                <w:szCs w:val="16"/>
+                <w:lang w:val="ru-RU"/>
+              </w:rPr>
+              <w:t>служащая - 5; студентка – 4; хлебороб – 2;</w:t>
+            </w:r>
+          </w:p>
+          <w:p>
+            <w:pPr>
+              <w:rPr>
+                <w:rFonts w:ascii="Arial" w:hAnsi="Arial" w:cs="Arial"/>
+                <w:sz w:val="16"/>
+                <w:szCs w:val="16"/>
+                <w:lang w:val="ru-RU"/>
+              </w:rPr>
+            </w:pPr>
+            <w:r>
+              <w:rPr>
+                <w:rFonts w:ascii="Arial" w:hAnsi="Arial" w:cs="Arial"/>
+                <w:sz w:val="16"/>
+                <w:szCs w:val="16"/>
+                <w:u w:val="single"/>
+                <w:lang w:val="ru-RU"/>
+              </w:rPr>
+              <w:t>Образование</w:t>
+            </w:r>
+            <w:r>
+              <w:rPr>
+                <w:rFonts w:ascii="Arial" w:hAnsi="Arial" w:cs="Arial"/>
+                <w:sz w:val="16"/>
+                <w:szCs w:val="16"/>
+                <w:lang w:val="ru-RU"/>
+              </w:rPr>
+              <w:t>: среднее</w:t>
             </w:r>
             <w:r>
               <w:rPr>
@@ -1388,7 +1426,6 @@
         <w:tc>
           <w:tcPr>
             <w:tcW w:w="10980" w:type="dxa"/>
-            <w:shd w:val="clear" w:color="auto" w:fill="auto"/>
             <w:vAlign w:val="center"/>
           </w:tcPr>
           <w:p>
@@ -1550,7 +1587,6 @@
         <w:tc>
           <w:tcPr>
             <w:tcW w:w="10980" w:type="dxa"/>
-            <w:shd w:val="clear" w:color="auto" w:fill="auto"/>
             <w:vAlign w:val="center"/>
           </w:tcPr>
           <w:p>
@@ -1907,7 +1943,6 @@
         <w:tc>
           <w:tcPr>
             <w:tcW w:w="10980" w:type="dxa"/>
-            <w:shd w:val="clear" w:color="auto" w:fill="auto"/>
             <w:vAlign w:val="center"/>
           </w:tcPr>
           <w:p>
@@ -2134,7 +2169,6 @@
         <w:tc>
           <w:tcPr>
             <w:tcW w:w="10980" w:type="dxa"/>
-            <w:shd w:val="clear" w:color="auto" w:fill="auto"/>
             <w:vAlign w:val="center"/>
           </w:tcPr>
           <w:p>
@@ -2321,7 +2355,6 @@
         <w:tc>
           <w:tcPr>
             <w:tcW w:w="10980" w:type="dxa"/>
-            <w:shd w:val="clear" w:color="auto" w:fill="auto"/>
             <w:vAlign w:val="center"/>
           </w:tcPr>
           <w:p>
@@ -2462,7 +2495,6 @@
         <w:tc>
           <w:tcPr>
             <w:tcW w:w="10980" w:type="dxa"/>
-            <w:shd w:val="clear" w:color="auto" w:fill="auto"/>
             <w:vAlign w:val="center"/>
           </w:tcPr>
           <w:p>
@@ -2633,7 +2665,6 @@
         <w:tc>
           <w:tcPr>
             <w:tcW w:w="10980" w:type="dxa"/>
-            <w:shd w:val="clear" w:color="auto" w:fill="auto"/>
             <w:vAlign w:val="center"/>
           </w:tcPr>
           <w:p>
@@ -2879,7 +2910,6 @@
         <w:tc>
           <w:tcPr>
             <w:tcW w:w="10980" w:type="dxa"/>
-            <w:shd w:val="clear" w:color="auto" w:fill="auto"/>
             <w:vAlign w:val="center"/>
           </w:tcPr>
           <w:p>
@@ -3071,7 +3101,6 @@
         <w:tc>
           <w:tcPr>
             <w:tcW w:w="10980" w:type="dxa"/>
-            <w:shd w:val="clear" w:color="auto" w:fill="auto"/>
             <w:vAlign w:val="center"/>
           </w:tcPr>
           <w:p>
@@ -3389,7 +3418,6 @@
         <w:tc>
           <w:tcPr>
             <w:tcW w:w="10980" w:type="dxa"/>
-            <w:shd w:val="clear" w:color="auto" w:fill="auto"/>
             <w:vAlign w:val="center"/>
           </w:tcPr>
           <w:p>
@@ -3646,7 +3674,6 @@
         <w:tc>
           <w:tcPr>
             <w:tcW w:w="10980" w:type="dxa"/>
-            <w:shd w:val="clear" w:color="auto" w:fill="auto"/>
             <w:vAlign w:val="center"/>
           </w:tcPr>
           <w:p>
@@ -3843,7 +3870,6 @@
         <w:tc>
           <w:tcPr>
             <w:tcW w:w="10980" w:type="dxa"/>
-            <w:shd w:val="clear" w:color="auto" w:fill="auto"/>
             <w:vAlign w:val="center"/>
           </w:tcPr>
           <w:p>
@@ -4064,7 +4090,6 @@
         <w:tc>
           <w:tcPr>
             <w:tcW w:w="10980" w:type="dxa"/>
-            <w:shd w:val="clear" w:color="auto" w:fill="auto"/>
             <w:vAlign w:val="center"/>
           </w:tcPr>
           <w:p>
@@ -4352,7 +4377,6 @@
         <w:tc>
           <w:tcPr>
             <w:tcW w:w="10980" w:type="dxa"/>
-            <w:shd w:val="clear" w:color="auto" w:fill="auto"/>
             <w:vAlign w:val="center"/>
           </w:tcPr>
           <w:p>
@@ -4626,7 +4650,6 @@
         <w:tc>
           <w:tcPr>
             <w:tcW w:w="10980" w:type="dxa"/>
-            <w:shd w:val="clear" w:color="auto" w:fill="auto"/>
             <w:vAlign w:val="center"/>
           </w:tcPr>
           <w:p>
@@ -5027,7 +5050,6 @@
         <w:tc>
           <w:tcPr>
             <w:tcW w:w="10980" w:type="dxa"/>
-            <w:shd w:val="clear" w:color="auto" w:fill="auto"/>
             <w:vAlign w:val="center"/>
           </w:tcPr>
           <w:p>
@@ -5362,7 +5384,6 @@
         <w:tc>
           <w:tcPr>
             <w:tcW w:w="10980" w:type="dxa"/>
-            <w:shd w:val="clear" w:color="auto" w:fill="auto"/>
             <w:vAlign w:val="center"/>
           </w:tcPr>
           <w:p>
@@ -5674,7 +5695,6 @@
         <w:tc>
           <w:tcPr>
             <w:tcW w:w="10980" w:type="dxa"/>
-            <w:shd w:val="clear" w:color="auto" w:fill="auto"/>
             <w:vAlign w:val="center"/>
           </w:tcPr>
           <w:p>
@@ -6051,7 +6071,6 @@
         <w:tc>
           <w:tcPr>
             <w:tcW w:w="10980" w:type="dxa"/>
-            <w:shd w:val="clear" w:color="auto" w:fill="auto"/>
             <w:vAlign w:val="center"/>
           </w:tcPr>
           <w:p>
@@ -6409,7 +6428,6 @@
         <w:tc>
           <w:tcPr>
             <w:tcW w:w="10980" w:type="dxa"/>
-            <w:shd w:val="clear" w:color="auto" w:fill="auto"/>
             <w:vAlign w:val="center"/>
           </w:tcPr>
           <w:p>
@@ -6631,7 +6649,6 @@
         <w:tc>
           <w:tcPr>
             <w:tcW w:w="10980" w:type="dxa"/>
-            <w:shd w:val="clear" w:color="auto" w:fill="auto"/>
             <w:vAlign w:val="center"/>
           </w:tcPr>
           <w:p>
@@ -6903,7 +6920,6 @@
         <w:tc>
           <w:tcPr>
             <w:tcW w:w="10980" w:type="dxa"/>
-            <w:shd w:val="clear" w:color="auto" w:fill="auto"/>
             <w:vAlign w:val="center"/>
           </w:tcPr>
           <w:p>
@@ -7208,7 +7224,6 @@
         <w:tc>
           <w:tcPr>
             <w:tcW w:w="10980" w:type="dxa"/>
-            <w:shd w:val="clear" w:color="auto" w:fill="auto"/>
             <w:vAlign w:val="center"/>
           </w:tcPr>
           <w:p>
@@ -7428,7 +7443,6 @@
         <w:tc>
           <w:tcPr>
             <w:tcW w:w="10980" w:type="dxa"/>
-            <w:shd w:val="clear" w:color="auto" w:fill="auto"/>
             <w:vAlign w:val="center"/>
           </w:tcPr>
           <w:p>
@@ -7726,7 +7740,6 @@
         <w:tc>
           <w:tcPr>
             <w:tcW w:w="10980" w:type="dxa"/>
-            <w:shd w:val="clear" w:color="auto" w:fill="auto"/>
             <w:vAlign w:val="center"/>
           </w:tcPr>
           <w:p>
@@ -8002,7 +8015,6 @@
         <w:tc>
           <w:tcPr>
             <w:tcW w:w="10980" w:type="dxa"/>
-            <w:shd w:val="clear" w:color="auto" w:fill="auto"/>
             <w:vAlign w:val="center"/>
           </w:tcPr>
           <w:p>
@@ -8272,7 +8284,6 @@
         <w:tc>
           <w:tcPr>
             <w:tcW w:w="10980" w:type="dxa"/>
-            <w:shd w:val="clear" w:color="auto" w:fill="auto"/>
             <w:vAlign w:val="center"/>
           </w:tcPr>
           <w:p>
@@ -8582,7 +8593,6 @@
         <w:tc>
           <w:tcPr>
             <w:tcW w:w="10980" w:type="dxa"/>
-            <w:shd w:val="clear" w:color="auto" w:fill="auto"/>
             <w:vAlign w:val="center"/>
           </w:tcPr>
           <w:p>
@@ -8892,7 +8902,6 @@
         <w:tc>
           <w:tcPr>
             <w:tcW w:w="10980" w:type="dxa"/>
-            <w:shd w:val="clear" w:color="auto" w:fill="auto"/>
             <w:vAlign w:val="center"/>
           </w:tcPr>
           <w:p>
@@ -9127,7 +9136,6 @@
         <w:tc>
           <w:tcPr>
             <w:tcW w:w="10980" w:type="dxa"/>
-            <w:shd w:val="clear" w:color="auto" w:fill="auto"/>
             <w:vAlign w:val="center"/>
           </w:tcPr>
           <w:p>
@@ -9390,7 +9398,6 @@
         <w:tc>
           <w:tcPr>
             <w:tcW w:w="10980" w:type="dxa"/>
-            <w:shd w:val="clear" w:color="auto" w:fill="auto"/>
             <w:vAlign w:val="center"/>
           </w:tcPr>
           <w:p>
@@ -9555,7 +9562,6 @@
         <w:tc>
           <w:tcPr>
             <w:tcW w:w="10980" w:type="dxa"/>
-            <w:shd w:val="clear" w:color="auto" w:fill="auto"/>
             <w:vAlign w:val="center"/>
           </w:tcPr>
           <w:p>
@@ -9885,7 +9891,6 @@
         <w:tc>
           <w:tcPr>
             <w:tcW w:w="10980" w:type="dxa"/>
-            <w:shd w:val="clear" w:color="auto" w:fill="auto"/>
             <w:vAlign w:val="center"/>
           </w:tcPr>
           <w:p>
@@ -10291,7 +10296,6 @@
         <w:tc>
           <w:tcPr>
             <w:tcW w:w="10980" w:type="dxa"/>
-            <w:shd w:val="clear" w:color="auto" w:fill="auto"/>
             <w:vAlign w:val="center"/>
           </w:tcPr>
           <w:p>
@@ -10531,7 +10535,6 @@
         <w:tc>
           <w:tcPr>
             <w:tcW w:w="10980" w:type="dxa"/>
-            <w:shd w:val="clear" w:color="auto" w:fill="auto"/>
             <w:vAlign w:val="center"/>
           </w:tcPr>
           <w:p>
@@ -10671,7 +10674,6 @@
         <w:tc>
           <w:tcPr>
             <w:tcW w:w="10980" w:type="dxa"/>
-            <w:shd w:val="clear" w:color="auto" w:fill="auto"/>
             <w:vAlign w:val="center"/>
           </w:tcPr>
           <w:p>
@@ -10866,7 +10868,6 @@
         <w:tc>
           <w:tcPr>
             <w:tcW w:w="10980" w:type="dxa"/>
-            <w:shd w:val="clear" w:color="auto" w:fill="auto"/>
             <w:vAlign w:val="center"/>
           </w:tcPr>
           <w:p>
@@ -11296,7 +11297,6 @@
         <w:tc>
           <w:tcPr>
             <w:tcW w:w="10980" w:type="dxa"/>
-            <w:shd w:val="clear" w:color="auto" w:fill="auto"/>
             <w:vAlign w:val="center"/>
           </w:tcPr>
           <w:p>
@@ -11659,7 +11659,6 @@
         <w:tc>
           <w:tcPr>
             <w:tcW w:w="10980" w:type="dxa"/>
-            <w:shd w:val="clear" w:color="auto" w:fill="auto"/>
             <w:vAlign w:val="center"/>
           </w:tcPr>
           <w:p>
@@ -12006,7 +12005,6 @@
         <w:tc>
           <w:tcPr>
             <w:tcW w:w="10980" w:type="dxa"/>
-            <w:shd w:val="clear" w:color="auto" w:fill="auto"/>
             <w:vAlign w:val="center"/>
           </w:tcPr>
           <w:p>
@@ -12361,7 +12359,6 @@
         <w:tc>
           <w:tcPr>
             <w:tcW w:w="10980" w:type="dxa"/>
-            <w:shd w:val="clear" w:color="auto" w:fill="auto"/>
             <w:vAlign w:val="center"/>
           </w:tcPr>
           <w:p>
@@ -12577,7 +12574,6 @@
         <w:tc>
           <w:tcPr>
             <w:tcW w:w="10980" w:type="dxa"/>
-            <w:shd w:val="clear" w:color="auto" w:fill="auto"/>
             <w:vAlign w:val="center"/>
           </w:tcPr>
           <w:p>
@@ -12857,7 +12853,6 @@
         <w:tc>
           <w:tcPr>
             <w:tcW w:w="10980" w:type="dxa"/>
-            <w:shd w:val="clear" w:color="auto" w:fill="auto"/>
             <w:vAlign w:val="center"/>
           </w:tcPr>
           <w:p>
@@ -13105,7 +13100,6 @@
         <w:tc>
           <w:tcPr>
             <w:tcW w:w="10980" w:type="dxa"/>
-            <w:shd w:val="clear" w:color="auto" w:fill="auto"/>
             <w:vAlign w:val="center"/>
           </w:tcPr>
           <w:p>
@@ -13300,7 +13294,6 @@
         <w:tc>
           <w:tcPr>
             <w:tcW w:w="10980" w:type="dxa"/>
-            <w:shd w:val="clear" w:color="auto" w:fill="auto"/>
             <w:vAlign w:val="center"/>
           </w:tcPr>
           <w:p>
@@ -13612,7 +13605,6 @@
         <w:tc>
           <w:tcPr>
             <w:tcW w:w="10980" w:type="dxa"/>
-            <w:shd w:val="clear" w:color="auto" w:fill="auto"/>
             <w:vAlign w:val="center"/>
           </w:tcPr>
           <w:p>
@@ -13898,7 +13890,6 @@
         <w:tc>
           <w:tcPr>
             <w:tcW w:w="10980" w:type="dxa"/>
-            <w:shd w:val="clear" w:color="auto" w:fill="auto"/>
             <w:vAlign w:val="center"/>
           </w:tcPr>
           <w:p>
@@ -14146,7 +14137,6 @@
         <w:tc>
           <w:tcPr>
             <w:tcW w:w="10980" w:type="dxa"/>
-            <w:shd w:val="clear" w:color="auto" w:fill="auto"/>
             <w:vAlign w:val="center"/>
           </w:tcPr>
           <w:p>
@@ -14481,7 +14471,6 @@
         <w:tc>
           <w:tcPr>
             <w:tcW w:w="10980" w:type="dxa"/>
-            <w:shd w:val="clear" w:color="auto" w:fill="auto"/>
             <w:vAlign w:val="center"/>
           </w:tcPr>
           <w:p>
@@ -14754,7 +14743,6 @@
         <w:tc>
           <w:tcPr>
             <w:tcW w:w="10980" w:type="dxa"/>
-            <w:shd w:val="clear" w:color="auto" w:fill="auto"/>
             <w:vAlign w:val="center"/>
           </w:tcPr>
           <w:p>
@@ -15017,7 +15005,6 @@
         <w:tc>
           <w:tcPr>
             <w:tcW w:w="10980" w:type="dxa"/>
-            <w:shd w:val="clear" w:color="auto" w:fill="auto"/>
             <w:vAlign w:val="center"/>
           </w:tcPr>
           <w:p>
@@ -15205,7 +15192,6 @@
         <w:tc>
           <w:tcPr>
             <w:tcW w:w="10980" w:type="dxa"/>
-            <w:shd w:val="clear" w:color="auto" w:fill="auto"/>
             <w:vAlign w:val="center"/>
           </w:tcPr>
           <w:p>
@@ -15527,7 +15513,6 @@
         <w:tc>
           <w:tcPr>
             <w:tcW w:w="10980" w:type="dxa"/>
-            <w:shd w:val="clear" w:color="auto" w:fill="auto"/>
             <w:vAlign w:val="center"/>
           </w:tcPr>
           <w:p>
@@ -15871,7 +15856,6 @@
         <w:tc>
           <w:tcPr>
             <w:tcW w:w="10980" w:type="dxa"/>
-            <w:shd w:val="clear" w:color="auto" w:fill="auto"/>
             <w:vAlign w:val="center"/>
           </w:tcPr>
           <w:p>
@@ -16236,7 +16220,6 @@
         <w:tc>
           <w:tcPr>
             <w:tcW w:w="10980" w:type="dxa"/>
-            <w:shd w:val="clear" w:color="auto" w:fill="auto"/>
             <w:vAlign w:val="center"/>
           </w:tcPr>
           <w:p>
@@ -16562,7 +16545,6 @@
         <w:tc>
           <w:tcPr>
             <w:tcW w:w="10980" w:type="dxa"/>
-            <w:shd w:val="clear" w:color="auto" w:fill="auto"/>
             <w:vAlign w:val="center"/>
           </w:tcPr>
           <w:p>
@@ -16753,7 +16735,6 @@
         <w:tc>
           <w:tcPr>
             <w:tcW w:w="10980" w:type="dxa"/>
-            <w:shd w:val="clear" w:color="auto" w:fill="auto"/>
             <w:vAlign w:val="center"/>
           </w:tcPr>
           <w:p>
@@ -16987,7 +16968,6 @@
         <w:tc>
           <w:tcPr>
             <w:tcW w:w="10980" w:type="dxa"/>
-            <w:shd w:val="clear" w:color="auto" w:fill="auto"/>
             <w:vAlign w:val="center"/>
           </w:tcPr>
           <w:p>
@@ -17180,7 +17160,6 @@
         <w:tc>
           <w:tcPr>
             <w:tcW w:w="10980" w:type="dxa"/>
-            <w:shd w:val="clear" w:color="auto" w:fill="auto"/>
             <w:vAlign w:val="center"/>
           </w:tcPr>
           <w:p>
@@ -17344,7 +17323,6 @@
         <w:tc>
           <w:tcPr>
             <w:tcW w:w="10980" w:type="dxa"/>
-            <w:shd w:val="clear" w:color="auto" w:fill="auto"/>
             <w:vAlign w:val="center"/>
           </w:tcPr>
           <w:p>
@@ -17665,7 +17643,6 @@
         <w:tc>
           <w:tcPr>
             <w:tcW w:w="10980" w:type="dxa"/>
-            <w:shd w:val="clear" w:color="auto" w:fill="auto"/>
             <w:vAlign w:val="center"/>
           </w:tcPr>
           <w:p>
@@ -17994,7 +17971,6 @@
         <w:tc>
           <w:tcPr>
             <w:tcW w:w="10980" w:type="dxa"/>
-            <w:shd w:val="clear" w:color="auto" w:fill="auto"/>
             <w:vAlign w:val="center"/>
           </w:tcPr>
           <w:p>
@@ -18196,7 +18172,6 @@
         <w:tc>
           <w:tcPr>
             <w:tcW w:w="10980" w:type="dxa"/>
-            <w:shd w:val="clear" w:color="auto" w:fill="auto"/>
             <w:vAlign w:val="center"/>
           </w:tcPr>
           <w:p>
@@ -18441,7 +18416,6 @@
         <w:tc>
           <w:tcPr>
             <w:tcW w:w="10980" w:type="dxa"/>
-            <w:shd w:val="clear" w:color="auto" w:fill="auto"/>
             <w:vAlign w:val="center"/>
           </w:tcPr>
           <w:p>
@@ -18683,7 +18657,6 @@
         <w:tc>
           <w:tcPr>
             <w:tcW w:w="10980" w:type="dxa"/>
-            <w:shd w:val="clear" w:color="auto" w:fill="auto"/>
             <w:vAlign w:val="center"/>
           </w:tcPr>
           <w:p>
@@ -18959,7 +18932,6 @@
         <w:tc>
           <w:tcPr>
             <w:tcW w:w="10980" w:type="dxa"/>
-            <w:shd w:val="clear" w:color="auto" w:fill="auto"/>
             <w:vAlign w:val="center"/>
           </w:tcPr>
           <w:p>
@@ -19178,7 +19150,6 @@
         <w:tc>
           <w:tcPr>
             <w:tcW w:w="10980" w:type="dxa"/>
-            <w:shd w:val="clear" w:color="auto" w:fill="auto"/>
             <w:vAlign w:val="center"/>
           </w:tcPr>
           <w:p>
@@ -19491,7 +19462,6 @@
         <w:tc>
           <w:tcPr>
             <w:tcW w:w="10980" w:type="dxa"/>
-            <w:shd w:val="clear" w:color="auto" w:fill="auto"/>
             <w:vAlign w:val="center"/>
           </w:tcPr>
           <w:p>
@@ -19770,7 +19740,6 @@
         <w:tc>
           <w:tcPr>
             <w:tcW w:w="10980" w:type="dxa"/>
-            <w:shd w:val="clear" w:color="auto" w:fill="auto"/>
             <w:vAlign w:val="center"/>
           </w:tcPr>
           <w:p>
@@ -19978,7 +19947,6 @@
         <w:tc>
           <w:tcPr>
             <w:tcW w:w="10980" w:type="dxa"/>
-            <w:shd w:val="clear" w:color="auto" w:fill="auto"/>
             <w:vAlign w:val="center"/>
           </w:tcPr>
           <w:p>
@@ -20339,7 +20307,6 @@
         <w:tc>
           <w:tcPr>
             <w:tcW w:w="10980" w:type="dxa"/>
-            <w:shd w:val="clear" w:color="auto" w:fill="auto"/>
             <w:vAlign w:val="center"/>
           </w:tcPr>
           <w:p>
@@ -20730,7 +20697,6 @@
         <w:tc>
           <w:tcPr>
             <w:tcW w:w="10980" w:type="dxa"/>
-            <w:shd w:val="clear" w:color="auto" w:fill="auto"/>
             <w:vAlign w:val="center"/>
           </w:tcPr>
           <w:p>
@@ -20906,7 +20872,6 @@
         <w:tc>
           <w:tcPr>
             <w:tcW w:w="10980" w:type="dxa"/>
-            <w:shd w:val="clear" w:color="auto" w:fill="auto"/>
             <w:vAlign w:val="center"/>
           </w:tcPr>
           <w:p>
@@ -21154,7 +21119,6 @@
         <w:tc>
           <w:tcPr>
             <w:tcW w:w="10980" w:type="dxa"/>
-            <w:shd w:val="clear" w:color="auto" w:fill="auto"/>
             <w:vAlign w:val="center"/>
           </w:tcPr>
           <w:p>
@@ -21520,7 +21484,6 @@
         <w:tc>
           <w:tcPr>
             <w:tcW w:w="10980" w:type="dxa"/>
-            <w:shd w:val="clear" w:color="auto" w:fill="auto"/>
             <w:vAlign w:val="center"/>
           </w:tcPr>
           <w:p>
@@ -21826,7 +21789,6 @@
         <w:tc>
           <w:tcPr>
             <w:tcW w:w="10980" w:type="dxa"/>
-            <w:shd w:val="clear" w:color="auto" w:fill="auto"/>
             <w:vAlign w:val="center"/>
           </w:tcPr>
           <w:p>
@@ -22005,7 +21967,6 @@
         <w:tc>
           <w:tcPr>
             <w:tcW w:w="10980" w:type="dxa"/>
-            <w:shd w:val="clear" w:color="auto" w:fill="auto"/>
             <w:vAlign w:val="center"/>
           </w:tcPr>
           <w:p>
@@ -22287,7 +22248,6 @@
         <w:tc>
           <w:tcPr>
             <w:tcW w:w="10980" w:type="dxa"/>
-            <w:shd w:val="clear" w:color="auto" w:fill="auto"/>
             <w:vAlign w:val="center"/>
           </w:tcPr>
           <w:p>
@@ -22517,7 +22477,6 @@
         <w:tc>
           <w:tcPr>
             <w:tcW w:w="10980" w:type="dxa"/>
-            <w:shd w:val="clear" w:color="auto" w:fill="auto"/>
             <w:vAlign w:val="center"/>
           </w:tcPr>
           <w:p>
@@ -22767,7 +22726,6 @@
         <w:tc>
           <w:tcPr>
             <w:tcW w:w="10980" w:type="dxa"/>
-            <w:shd w:val="clear" w:color="auto" w:fill="auto"/>
             <w:vAlign w:val="center"/>
           </w:tcPr>
           <w:p>
@@ -23037,7 +22995,6 @@
         <w:tc>
           <w:tcPr>
             <w:tcW w:w="10980" w:type="dxa"/>
-            <w:shd w:val="clear" w:color="auto" w:fill="auto"/>
             <w:vAlign w:val="center"/>
           </w:tcPr>
           <w:p>
@@ -23252,7 +23209,6 @@
         <w:tc>
           <w:tcPr>
             <w:tcW w:w="10980" w:type="dxa"/>
-            <w:shd w:val="clear" w:color="auto" w:fill="auto"/>
             <w:vAlign w:val="center"/>
           </w:tcPr>
           <w:p>
@@ -23624,7 +23580,6 @@
         <w:tc>
           <w:tcPr>
             <w:tcW w:w="10980" w:type="dxa"/>
-            <w:shd w:val="clear" w:color="auto" w:fill="auto"/>
             <w:vAlign w:val="center"/>
           </w:tcPr>
           <w:p>
@@ -23821,7 +23776,6 @@
         <w:tc>
           <w:tcPr>
             <w:tcW w:w="10980" w:type="dxa"/>
-            <w:shd w:val="clear" w:color="auto" w:fill="auto"/>
             <w:vAlign w:val="center"/>
           </w:tcPr>
           <w:p>
@@ -24131,7 +24085,6 @@
         <w:tc>
           <w:tcPr>
             <w:tcW w:w="10980" w:type="dxa"/>
-            <w:shd w:val="clear" w:color="auto" w:fill="auto"/>
             <w:vAlign w:val="center"/>
           </w:tcPr>
           <w:p>
@@ -24479,7 +24432,6 @@
         <w:tc>
           <w:tcPr>
             <w:tcW w:w="10980" w:type="dxa"/>
-            <w:shd w:val="clear" w:color="auto" w:fill="auto"/>
             <w:vAlign w:val="center"/>
           </w:tcPr>
           <w:p>
@@ -24713,7 +24665,6 @@
         <w:tc>
           <w:tcPr>
             <w:tcW w:w="10980" w:type="dxa"/>
-            <w:shd w:val="clear" w:color="auto" w:fill="auto"/>
             <w:vAlign w:val="center"/>
           </w:tcPr>
           <w:p>
@@ -24885,7 +24836,6 @@
         <w:tc>
           <w:tcPr>
             <w:tcW w:w="10980" w:type="dxa"/>
-            <w:shd w:val="clear" w:color="auto" w:fill="auto"/>
             <w:vAlign w:val="center"/>
           </w:tcPr>
           <w:p>
@@ -25112,7 +25062,6 @@
         <w:tc>
           <w:tcPr>
             <w:tcW w:w="10980" w:type="dxa"/>
-            <w:shd w:val="clear" w:color="auto" w:fill="auto"/>
             <w:vAlign w:val="center"/>
           </w:tcPr>
           <w:p>
@@ -25332,7 +25281,6 @@
         <w:tc>
           <w:tcPr>
             <w:tcW w:w="10980" w:type="dxa"/>
-            <w:shd w:val="clear" w:color="auto" w:fill="auto"/>
             <w:vAlign w:val="center"/>
           </w:tcPr>
           <w:p>
@@ -25628,7 +25576,6 @@
         <w:tc>
           <w:tcPr>
             <w:tcW w:w="10980" w:type="dxa"/>
-            <w:shd w:val="clear" w:color="auto" w:fill="auto"/>
             <w:vAlign w:val="center"/>
           </w:tcPr>
           <w:p>
@@ -25925,7 +25872,6 @@
         <w:tc>
           <w:tcPr>
             <w:tcW w:w="10980" w:type="dxa"/>
-            <w:shd w:val="clear" w:color="auto" w:fill="auto"/>
             <w:vAlign w:val="center"/>
           </w:tcPr>
           <w:p>
@@ -26169,7 +26115,6 @@
         <w:tc>
           <w:tcPr>
             <w:tcW w:w="10980" w:type="dxa"/>
-            <w:shd w:val="clear" w:color="auto" w:fill="auto"/>
             <w:vAlign w:val="center"/>
           </w:tcPr>
           <w:p>
@@ -26462,7 +26407,6 @@
         <w:tc>
           <w:tcPr>
             <w:tcW w:w="10980" w:type="dxa"/>
-            <w:shd w:val="clear" w:color="auto" w:fill="auto"/>
             <w:vAlign w:val="center"/>
           </w:tcPr>
           <w:p>
@@ -26829,7 +26773,6 @@
         <w:tc>
           <w:tcPr>
             <w:tcW w:w="10980" w:type="dxa"/>
-            <w:shd w:val="clear" w:color="auto" w:fill="auto"/>
             <w:vAlign w:val="center"/>
           </w:tcPr>
           <w:p>
@@ -27127,7 +27070,6 @@
         <w:tc>
           <w:tcPr>
             <w:tcW w:w="10980" w:type="dxa"/>
-            <w:shd w:val="clear" w:color="auto" w:fill="auto"/>
             <w:vAlign w:val="center"/>
           </w:tcPr>
           <w:p>
@@ -27373,7 +27315,6 @@
         <w:tc>
           <w:tcPr>
             <w:tcW w:w="10980" w:type="dxa"/>
-            <w:shd w:val="clear" w:color="auto" w:fill="auto"/>
             <w:vAlign w:val="center"/>
           </w:tcPr>
           <w:p>
@@ -27666,7 +27607,6 @@
         <w:tc>
           <w:tcPr>
             <w:tcW w:w="10980" w:type="dxa"/>
-            <w:shd w:val="clear" w:color="auto" w:fill="auto"/>
             <w:vAlign w:val="center"/>
           </w:tcPr>
           <w:p>
@@ -27981,7 +27921,6 @@
         <w:tc>
           <w:tcPr>
             <w:tcW w:w="10980" w:type="dxa"/>
-            <w:shd w:val="clear" w:color="auto" w:fill="auto"/>
             <w:vAlign w:val="center"/>
           </w:tcPr>
           <w:p>
@@ -28296,7 +28235,6 @@
         <w:tc>
           <w:tcPr>
             <w:tcW w:w="10980" w:type="dxa"/>
-            <w:shd w:val="clear" w:color="auto" w:fill="auto"/>
             <w:vAlign w:val="center"/>
           </w:tcPr>
           <w:p>
@@ -28509,7 +28447,6 @@
         <w:tc>
           <w:tcPr>
             <w:tcW w:w="10980" w:type="dxa"/>
-            <w:shd w:val="clear" w:color="auto" w:fill="auto"/>
             <w:vAlign w:val="center"/>
           </w:tcPr>
           <w:p>
@@ -28854,7 +28791,6 @@
         <w:tc>
           <w:tcPr>
             <w:tcW w:w="10980" w:type="dxa"/>
-            <w:shd w:val="clear" w:color="auto" w:fill="auto"/>
             <w:vAlign w:val="center"/>
           </w:tcPr>
           <w:p>
@@ -29155,7 +29091,6 @@
         <w:tc>
           <w:tcPr>
             <w:tcW w:w="10980" w:type="dxa"/>
-            <w:shd w:val="clear" w:color="auto" w:fill="auto"/>
             <w:vAlign w:val="center"/>
           </w:tcPr>
           <w:p>
@@ -29430,7 +29365,6 @@
         <w:tc>
           <w:tcPr>
             <w:tcW w:w="10980" w:type="dxa"/>
-            <w:shd w:val="clear" w:color="auto" w:fill="auto"/>
             <w:vAlign w:val="center"/>
           </w:tcPr>
           <w:p>
@@ -29795,7 +29729,6 @@
         <w:tc>
           <w:tcPr>
             <w:tcW w:w="10980" w:type="dxa"/>
-            <w:shd w:val="clear" w:color="auto" w:fill="auto"/>
             <w:vAlign w:val="center"/>
           </w:tcPr>
           <w:p>
@@ -30008,7 +29941,6 @@
         <w:tc>
           <w:tcPr>
             <w:tcW w:w="10980" w:type="dxa"/>
-            <w:shd w:val="clear" w:color="auto" w:fill="auto"/>
             <w:vAlign w:val="center"/>
           </w:tcPr>
           <w:p>
@@ -30193,7 +30125,6 @@
         <w:tc>
           <w:tcPr>
             <w:tcW w:w="10980" w:type="dxa"/>
-            <w:shd w:val="clear" w:color="auto" w:fill="auto"/>
             <w:vAlign w:val="center"/>
           </w:tcPr>
           <w:p>
@@ -30417,7 +30348,6 @@
         <w:tc>
           <w:tcPr>
             <w:tcW w:w="10980" w:type="dxa"/>
-            <w:shd w:val="clear" w:color="auto" w:fill="auto"/>
             <w:vAlign w:val="center"/>
           </w:tcPr>
           <w:p>
@@ -30644,7 +30574,6 @@
         <w:tc>
           <w:tcPr>
             <w:tcW w:w="10980" w:type="dxa"/>
-            <w:shd w:val="clear" w:color="auto" w:fill="auto"/>
             <w:vAlign w:val="center"/>
           </w:tcPr>
           <w:p>
@@ -30949,7 +30878,6 @@
         <w:tc>
           <w:tcPr>
             <w:tcW w:w="10980" w:type="dxa"/>
-            <w:shd w:val="clear" w:color="auto" w:fill="auto"/>
             <w:vAlign w:val="center"/>
           </w:tcPr>
           <w:p>
@@ -31220,7 +31148,6 @@
         <w:tc>
           <w:tcPr>
             <w:tcW w:w="10980" w:type="dxa"/>
-            <w:shd w:val="clear" w:color="auto" w:fill="auto"/>
             <w:vAlign w:val="center"/>
           </w:tcPr>
           <w:p>
@@ -31422,7 +31349,6 @@
         <w:tc>
           <w:tcPr>
             <w:tcW w:w="10980" w:type="dxa"/>
-            <w:shd w:val="clear" w:color="auto" w:fill="auto"/>
             <w:vAlign w:val="center"/>
           </w:tcPr>
           <w:p>
@@ -31601,7 +31527,6 @@
         <w:tc>
           <w:tcPr>
             <w:tcW w:w="10980" w:type="dxa"/>
-            <w:shd w:val="clear" w:color="auto" w:fill="auto"/>
             <w:vAlign w:val="center"/>
           </w:tcPr>
           <w:p>
@@ -31812,7 +31737,6 @@
         <w:tc>
           <w:tcPr>
             <w:tcW w:w="10980" w:type="dxa"/>
-            <w:shd w:val="clear" w:color="auto" w:fill="auto"/>
             <w:vAlign w:val="center"/>
           </w:tcPr>
           <w:p>
@@ -32004,7 +31928,6 @@
         <w:tc>
           <w:tcPr>
             <w:tcW w:w="10980" w:type="dxa"/>
-            <w:shd w:val="clear" w:color="auto" w:fill="auto"/>
             <w:vAlign w:val="center"/>
           </w:tcPr>
           <w:p>
@@ -32321,7 +32244,6 @@
         <w:tc>
           <w:tcPr>
             <w:tcW w:w="10980" w:type="dxa"/>
-            <w:shd w:val="clear" w:color="auto" w:fill="auto"/>
             <w:vAlign w:val="center"/>
           </w:tcPr>
           <w:p>
@@ -32566,7 +32488,6 @@
         <w:tc>
           <w:tcPr>
             <w:tcW w:w="10980" w:type="dxa"/>
-            <w:shd w:val="clear" w:color="auto" w:fill="auto"/>
             <w:vAlign w:val="center"/>
           </w:tcPr>
           <w:p>
@@ -32891,7 +32812,6 @@
         <w:tc>
           <w:tcPr>
             <w:tcW w:w="10980" w:type="dxa"/>
-            <w:shd w:val="clear" w:color="auto" w:fill="auto"/>
             <w:vAlign w:val="center"/>
           </w:tcPr>
           <w:p>
@@ -33232,7 +33152,6 @@
         <w:tc>
           <w:tcPr>
             <w:tcW w:w="10980" w:type="dxa"/>
-            <w:shd w:val="clear" w:color="auto" w:fill="auto"/>
             <w:vAlign w:val="center"/>
           </w:tcPr>
           <w:p>
@@ -33487,7 +33406,6 @@
         <w:tc>
           <w:tcPr>
             <w:tcW w:w="10980" w:type="dxa"/>
-            <w:shd w:val="clear" w:color="auto" w:fill="auto"/>
             <w:vAlign w:val="center"/>
           </w:tcPr>
           <w:p>
@@ -33643,7 +33561,6 @@
         <w:tc>
           <w:tcPr>
             <w:tcW w:w="10980" w:type="dxa"/>
-            <w:shd w:val="clear" w:color="auto" w:fill="auto"/>
             <w:vAlign w:val="center"/>
           </w:tcPr>
           <w:p>
@@ -33859,7 +33776,6 @@
         <w:tc>
           <w:tcPr>
             <w:tcW w:w="10980" w:type="dxa"/>
-            <w:shd w:val="clear" w:color="auto" w:fill="auto"/>
             <w:vAlign w:val="center"/>
           </w:tcPr>
           <w:p>
@@ -34028,7 +33944,6 @@
         <w:tc>
           <w:tcPr>
             <w:tcW w:w="10980" w:type="dxa"/>
-            <w:shd w:val="clear" w:color="auto" w:fill="auto"/>
             <w:vAlign w:val="center"/>
           </w:tcPr>
           <w:p>
@@ -34284,7 +34199,6 @@
         <w:tc>
           <w:tcPr>
             <w:tcW w:w="10980" w:type="dxa"/>
-            <w:shd w:val="clear" w:color="auto" w:fill="auto"/>
             <w:vAlign w:val="center"/>
           </w:tcPr>
           <w:p>
@@ -34571,7 +34485,6 @@
         <w:tc>
           <w:tcPr>
             <w:tcW w:w="10980" w:type="dxa"/>
-            <w:shd w:val="clear" w:color="auto" w:fill="auto"/>
             <w:vAlign w:val="center"/>
           </w:tcPr>
           <w:p>
@@ -34728,7 +34641,6 @@
         <w:tc>
           <w:tcPr>
             <w:tcW w:w="10980" w:type="dxa"/>
-            <w:shd w:val="clear" w:color="auto" w:fill="auto"/>
             <w:vAlign w:val="center"/>
           </w:tcPr>
           <w:p>
@@ -35037,7 +34949,6 @@
         <w:tc>
           <w:tcPr>
             <w:tcW w:w="10980" w:type="dxa"/>
-            <w:shd w:val="clear" w:color="auto" w:fill="auto"/>
             <w:vAlign w:val="center"/>
           </w:tcPr>
           <w:p>
@@ -35232,7 +35143,6 @@
         <w:tc>
           <w:tcPr>
             <w:tcW w:w="10980" w:type="dxa"/>
-            <w:shd w:val="clear" w:color="auto" w:fill="auto"/>
             <w:vAlign w:val="center"/>
           </w:tcPr>
           <w:p>
@@ -35664,7 +35574,6 @@
         <w:tc>
           <w:tcPr>
             <w:tcW w:w="10980" w:type="dxa"/>
-            <w:shd w:val="clear" w:color="auto" w:fill="auto"/>
             <w:vAlign w:val="center"/>
           </w:tcPr>
           <w:p>
@@ -36096,7 +36005,6 @@
         <w:tc>
           <w:tcPr>
             <w:tcW w:w="10980" w:type="dxa"/>
-            <w:shd w:val="clear" w:color="auto" w:fill="auto"/>
             <w:vAlign w:val="center"/>
           </w:tcPr>
           <w:p>
@@ -36358,7 +36266,6 @@
         <w:tc>
           <w:tcPr>
             <w:tcW w:w="10980" w:type="dxa"/>
-            <w:shd w:val="clear" w:color="auto" w:fill="auto"/>
             <w:vAlign w:val="center"/>
           </w:tcPr>
           <w:p>
@@ -36585,7 +36492,6 @@
         <w:tc>
           <w:tcPr>
             <w:tcW w:w="10980" w:type="dxa"/>
-            <w:shd w:val="clear" w:color="auto" w:fill="auto"/>
             <w:vAlign w:val="center"/>
           </w:tcPr>
           <w:p>
@@ -36817,7 +36723,6 @@
         <w:tc>
           <w:tcPr>
             <w:tcW w:w="10980" w:type="dxa"/>
-            <w:shd w:val="clear" w:color="auto" w:fill="auto"/>
             <w:vAlign w:val="center"/>
           </w:tcPr>
           <w:p>
@@ -37086,7 +36991,6 @@
         <w:tc>
           <w:tcPr>
             <w:tcW w:w="10980" w:type="dxa"/>
-            <w:shd w:val="clear" w:color="auto" w:fill="auto"/>
             <w:vAlign w:val="center"/>
           </w:tcPr>
           <w:p>
@@ -37302,7 +37206,6 @@
         <w:tc>
           <w:tcPr>
             <w:tcW w:w="10980" w:type="dxa"/>
-            <w:shd w:val="clear" w:color="auto" w:fill="auto"/>
             <w:vAlign w:val="center"/>
           </w:tcPr>
           <w:p>
@@ -37647,7 +37550,6 @@
         <w:tc>
           <w:tcPr>
             <w:tcW w:w="10980" w:type="dxa"/>
-            <w:shd w:val="clear" w:color="auto" w:fill="auto"/>
             <w:vAlign w:val="center"/>
           </w:tcPr>
           <w:p>
@@ -37893,7 +37795,6 @@
         <w:tc>
           <w:tcPr>
             <w:tcW w:w="10980" w:type="dxa"/>
-            <w:shd w:val="clear" w:color="auto" w:fill="auto"/>
             <w:vAlign w:val="center"/>
           </w:tcPr>
           <w:p>
@@ -38206,7 +38107,6 @@
         <w:tc>
           <w:tcPr>
             <w:tcW w:w="10980" w:type="dxa"/>
-            <w:shd w:val="clear" w:color="auto" w:fill="auto"/>
             <w:vAlign w:val="center"/>
           </w:tcPr>
           <w:p>
@@ -38446,7 +38346,6 @@
         <w:tc>
           <w:tcPr>
             <w:tcW w:w="10980" w:type="dxa"/>
-            <w:shd w:val="clear" w:color="auto" w:fill="auto"/>
             <w:vAlign w:val="center"/>
           </w:tcPr>
           <w:p>
@@ -38643,7 +38542,6 @@
         <w:tc>
           <w:tcPr>
             <w:tcW w:w="10980" w:type="dxa"/>
-            <w:shd w:val="clear" w:color="auto" w:fill="auto"/>
             <w:vAlign w:val="center"/>
           </w:tcPr>
           <w:p>
@@ -38825,7 +38723,6 @@
         <w:tc>
           <w:tcPr>
             <w:tcW w:w="10980" w:type="dxa"/>
-            <w:shd w:val="clear" w:color="auto" w:fill="auto"/>
             <w:vAlign w:val="center"/>
           </w:tcPr>
           <w:p>
@@ -39127,7 +39024,6 @@
         <w:tc>
           <w:tcPr>
             <w:tcW w:w="10980" w:type="dxa"/>
-            <w:shd w:val="clear" w:color="auto" w:fill="auto"/>
             <w:vAlign w:val="center"/>
           </w:tcPr>
           <w:p>
@@ -39467,7 +39363,6 @@
         <w:tc>
           <w:tcPr>
             <w:tcW w:w="10980" w:type="dxa"/>
-            <w:shd w:val="clear" w:color="auto" w:fill="auto"/>
             <w:vAlign w:val="center"/>
           </w:tcPr>
           <w:p>
@@ -39798,7 +39693,6 @@
         <w:tc>
           <w:tcPr>
             <w:tcW w:w="10980" w:type="dxa"/>
-            <w:shd w:val="clear" w:color="auto" w:fill="auto"/>
             <w:vAlign w:val="center"/>
           </w:tcPr>
           <w:p>
@@ -39978,7 +39872,6 @@
         <w:tc>
           <w:tcPr>
             <w:tcW w:w="10980" w:type="dxa"/>
-            <w:shd w:val="clear" w:color="auto" w:fill="auto"/>
             <w:vAlign w:val="center"/>
           </w:tcPr>
           <w:p>
@@ -40316,7 +40209,6 @@
         <w:tc>
           <w:tcPr>
             <w:tcW w:w="10980" w:type="dxa"/>
-            <w:shd w:val="clear" w:color="auto" w:fill="auto"/>
             <w:vAlign w:val="center"/>
           </w:tcPr>
           <w:p>
@@ -40491,7 +40383,6 @@
         <w:tc>
           <w:tcPr>
             <w:tcW w:w="10980" w:type="dxa"/>
-            <w:shd w:val="clear" w:color="auto" w:fill="auto"/>
             <w:vAlign w:val="center"/>
           </w:tcPr>
           <w:p>
@@ -40756,7 +40647,6 @@
         <w:tc>
           <w:tcPr>
             <w:tcW w:w="10980" w:type="dxa"/>
-            <w:shd w:val="clear" w:color="auto" w:fill="auto"/>
             <w:vAlign w:val="center"/>
           </w:tcPr>
           <w:p>
@@ -41115,7 +41005,6 @@
         <w:tc>
           <w:tcPr>
             <w:tcW w:w="10980" w:type="dxa"/>
-            <w:shd w:val="clear" w:color="auto" w:fill="auto"/>
             <w:vAlign w:val="center"/>
           </w:tcPr>
           <w:p>
@@ -41403,7 +41292,6 @@
         <w:tc>
           <w:tcPr>
             <w:tcW w:w="10980" w:type="dxa"/>
-            <w:shd w:val="clear" w:color="auto" w:fill="auto"/>
             <w:vAlign w:val="center"/>
           </w:tcPr>
           <w:p>
@@ -41752,7 +41640,6 @@
         <w:tc>
           <w:tcPr>
             <w:tcW w:w="10980" w:type="dxa"/>
-            <w:shd w:val="clear" w:color="auto" w:fill="auto"/>
             <w:vAlign w:val="center"/>
           </w:tcPr>
           <w:p>
@@ -42019,7 +41906,6 @@
         <w:tc>
           <w:tcPr>
             <w:tcW w:w="10980" w:type="dxa"/>
-            <w:shd w:val="clear" w:color="auto" w:fill="auto"/>
             <w:vAlign w:val="center"/>
           </w:tcPr>
           <w:p>
@@ -42151,7 +42037,6 @@
         <w:tc>
           <w:tcPr>
             <w:tcW w:w="10980" w:type="dxa"/>
-            <w:shd w:val="clear" w:color="auto" w:fill="auto"/>
             <w:vAlign w:val="center"/>
           </w:tcPr>
           <w:p>
@@ -42380,7 +42265,6 @@
         <w:tc>
           <w:tcPr>
             <w:tcW w:w="10980" w:type="dxa"/>
-            <w:shd w:val="clear" w:color="auto" w:fill="auto"/>
             <w:vAlign w:val="center"/>
           </w:tcPr>
           <w:p>
@@ -42645,7 +42529,6 @@
         <w:tc>
           <w:tcPr>
             <w:tcW w:w="10980" w:type="dxa"/>
-            <w:shd w:val="clear" w:color="auto" w:fill="auto"/>
             <w:vAlign w:val="center"/>
           </w:tcPr>
           <w:p>
@@ -42840,7 +42723,6 @@
         <w:tc>
           <w:tcPr>
             <w:tcW w:w="10980" w:type="dxa"/>
-            <w:shd w:val="clear" w:color="auto" w:fill="auto"/>
             <w:vAlign w:val="center"/>
           </w:tcPr>
           <w:p>
@@ -43018,7 +42900,6 @@
         <w:tc>
           <w:tcPr>
             <w:tcW w:w="10980" w:type="dxa"/>
-            <w:shd w:val="clear" w:color="auto" w:fill="auto"/>
             <w:vAlign w:val="center"/>
           </w:tcPr>
           <w:p>
@@ -43303,7 +43184,6 @@
         <w:tc>
           <w:tcPr>
             <w:tcW w:w="10980" w:type="dxa"/>
-            <w:shd w:val="clear" w:color="auto" w:fill="auto"/>
             <w:vAlign w:val="center"/>
           </w:tcPr>
           <w:p>
@@ -43504,7 +43384,6 @@
         <w:tc>
           <w:tcPr>
             <w:tcW w:w="10980" w:type="dxa"/>
-            <w:shd w:val="clear" w:color="auto" w:fill="auto"/>
             <w:vAlign w:val="center"/>
           </w:tcPr>
           <w:p>
@@ -43774,7 +43653,6 @@
         <w:tc>
           <w:tcPr>
             <w:tcW w:w="10980" w:type="dxa"/>
-            <w:shd w:val="clear" w:color="auto" w:fill="auto"/>
             <w:vAlign w:val="center"/>
           </w:tcPr>
           <w:p>
@@ -43990,7 +43868,6 @@
         <w:tc>
           <w:tcPr>
             <w:tcW w:w="10980" w:type="dxa"/>
-            <w:shd w:val="clear" w:color="auto" w:fill="auto"/>
             <w:vAlign w:val="center"/>
           </w:tcPr>
           <w:p>
@@ -44274,7 +44151,6 @@
         <w:tc>
           <w:tcPr>
             <w:tcW w:w="10980" w:type="dxa"/>
-            <w:shd w:val="clear" w:color="auto" w:fill="auto"/>
             <w:vAlign w:val="center"/>
           </w:tcPr>
           <w:p>
@@ -44517,7 +44393,6 @@
         <w:tc>
           <w:tcPr>
             <w:tcW w:w="10980" w:type="dxa"/>
-            <w:shd w:val="clear" w:color="auto" w:fill="auto"/>
             <w:vAlign w:val="center"/>
           </w:tcPr>
           <w:p>
@@ -44787,7 +44662,6 @@
         <w:tc>
           <w:tcPr>
             <w:tcW w:w="10980" w:type="dxa"/>
-            <w:shd w:val="clear" w:color="auto" w:fill="auto"/>
             <w:vAlign w:val="center"/>
           </w:tcPr>
           <w:p>
@@ -45079,7 +44953,6 @@
         <w:tc>
           <w:tcPr>
             <w:tcW w:w="10980" w:type="dxa"/>
-            <w:shd w:val="clear" w:color="auto" w:fill="auto"/>
             <w:vAlign w:val="center"/>
           </w:tcPr>
           <w:p>
@@ -45449,7 +45322,6 @@
         <w:tc>
           <w:tcPr>
             <w:tcW w:w="10980" w:type="dxa"/>
-            <w:shd w:val="clear" w:color="auto" w:fill="auto"/>
             <w:vAlign w:val="center"/>
           </w:tcPr>
           <w:p>
@@ -45770,7 +45642,6 @@
         <w:tc>
           <w:tcPr>
             <w:tcW w:w="10980" w:type="dxa"/>
-            <w:shd w:val="clear" w:color="auto" w:fill="auto"/>
             <w:vAlign w:val="center"/>
           </w:tcPr>
           <w:p>
@@ -46020,7 +45891,6 @@
         <w:tc>
           <w:tcPr>
             <w:tcW w:w="10980" w:type="dxa"/>
-            <w:shd w:val="clear" w:color="auto" w:fill="auto"/>
             <w:vAlign w:val="center"/>
           </w:tcPr>
           <w:p>
@@ -46300,7 +46170,6 @@
         <w:tc>
           <w:tcPr>
             <w:tcW w:w="10980" w:type="dxa"/>
-            <w:shd w:val="clear" w:color="auto" w:fill="auto"/>
             <w:vAlign w:val="center"/>
           </w:tcPr>
           <w:p>
@@ -46455,7 +46324,6 @@
         <w:tc>
           <w:tcPr>
             <w:tcW w:w="10980" w:type="dxa"/>
-            <w:shd w:val="clear" w:color="auto" w:fill="auto"/>
             <w:vAlign w:val="center"/>
           </w:tcPr>
           <w:p>
@@ -46725,7 +46593,6 @@
         <w:tc>
           <w:tcPr>
             <w:tcW w:w="10980" w:type="dxa"/>
-            <w:shd w:val="clear" w:color="auto" w:fill="auto"/>
             <w:vAlign w:val="center"/>
           </w:tcPr>
           <w:p>
@@ -46872,7 +46739,6 @@
         <w:tc>
           <w:tcPr>
             <w:tcW w:w="10980" w:type="dxa"/>
-            <w:shd w:val="clear" w:color="auto" w:fill="auto"/>
             <w:vAlign w:val="center"/>
           </w:tcPr>
           <w:p>
@@ -47027,7 +46893,6 @@
         <w:tc>
           <w:tcPr>
             <w:tcW w:w="10980" w:type="dxa"/>
-            <w:shd w:val="clear" w:color="auto" w:fill="auto"/>
             <w:vAlign w:val="center"/>
           </w:tcPr>
           <w:p>
@@ -47327,7 +47192,6 @@
         <w:tc>
           <w:tcPr>
             <w:tcW w:w="10980" w:type="dxa"/>
-            <w:shd w:val="clear" w:color="auto" w:fill="auto"/>
             <w:vAlign w:val="center"/>
           </w:tcPr>
           <w:p>
@@ -47565,7 +47429,6 @@
         <w:tc>
           <w:tcPr>
             <w:tcW w:w="10980" w:type="dxa"/>
-            <w:shd w:val="clear" w:color="auto" w:fill="auto"/>
             <w:vAlign w:val="center"/>
           </w:tcPr>
           <w:p>
@@ -47780,7 +47643,6 @@
         <w:tc>
           <w:tcPr>
             <w:tcW w:w="10980" w:type="dxa"/>
-            <w:shd w:val="clear" w:color="auto" w:fill="auto"/>
             <w:vAlign w:val="center"/>
           </w:tcPr>
           <w:p>
@@ -48007,7 +47869,6 @@
         <w:tc>
           <w:tcPr>
             <w:tcW w:w="10980" w:type="dxa"/>
-            <w:shd w:val="clear" w:color="auto" w:fill="auto"/>
             <w:vAlign w:val="center"/>
           </w:tcPr>
           <w:p>
@@ -48214,7 +48075,6 @@
         <w:tc>
           <w:tcPr>
             <w:tcW w:w="10980" w:type="dxa"/>
-            <w:shd w:val="clear" w:color="auto" w:fill="auto"/>
             <w:vAlign w:val="center"/>
           </w:tcPr>
           <w:p>
@@ -48458,7 +48318,6 @@
         <w:tc>
           <w:tcPr>
             <w:tcW w:w="10980" w:type="dxa"/>
-            <w:shd w:val="clear" w:color="auto" w:fill="auto"/>
             <w:vAlign w:val="center"/>
           </w:tcPr>
           <w:p>
@@ -48732,7 +48591,6 @@
         <w:tc>
           <w:tcPr>
             <w:tcW w:w="10980" w:type="dxa"/>
-            <w:shd w:val="clear" w:color="auto" w:fill="auto"/>
             <w:vAlign w:val="center"/>
           </w:tcPr>
           <w:p>
@@ -49029,7 +48887,6 @@
         <w:tc>
           <w:tcPr>
             <w:tcW w:w="10980" w:type="dxa"/>
-            <w:shd w:val="clear" w:color="auto" w:fill="auto"/>
             <w:vAlign w:val="center"/>
           </w:tcPr>
           <w:p>
@@ -49440,7 +49297,6 @@
         <w:tc>
           <w:tcPr>
             <w:tcW w:w="10980" w:type="dxa"/>
-            <w:shd w:val="clear" w:color="auto" w:fill="auto"/>
             <w:vAlign w:val="center"/>
           </w:tcPr>
           <w:p>
@@ -49746,7 +49602,6 @@
         <w:tc>
           <w:tcPr>
             <w:tcW w:w="10980" w:type="dxa"/>
-            <w:shd w:val="clear" w:color="auto" w:fill="auto"/>
             <w:vAlign w:val="center"/>
           </w:tcPr>
           <w:p>
@@ -49932,7 +49787,6 @@
         <w:tc>
           <w:tcPr>
             <w:tcW w:w="10980" w:type="dxa"/>
-            <w:shd w:val="clear" w:color="auto" w:fill="auto"/>
             <w:vAlign w:val="center"/>
           </w:tcPr>
           <w:p>
@@ -50220,7 +50074,6 @@
         <w:tc>
           <w:tcPr>
             <w:tcW w:w="10980" w:type="dxa"/>
-            <w:shd w:val="clear" w:color="auto" w:fill="auto"/>
             <w:vAlign w:val="center"/>
           </w:tcPr>
           <w:p>
@@ -50506,7 +50359,6 @@
         <w:tc>
           <w:tcPr>
             <w:tcW w:w="10980" w:type="dxa"/>
-            <w:shd w:val="clear" w:color="auto" w:fill="auto"/>
             <w:vAlign w:val="center"/>
           </w:tcPr>
           <w:p>
